--- a/docs/manuscript/SMARTSPEND_UPDATED_MANUSCRIPT.docx
+++ b/docs/manuscript/SMARTSPEND_UPDATED_MANUSCRIPT.docx
@@ -586,7 +586,7 @@
     <w:p>
       <w:pPr>
         <w:jc w:val="center"/>
-        <w:spacing w:before="240" w:after="240"/>
+        <w:spacing w:line="276" w:lineRule="auto"/>
       </w:pPr>
       <w:r>
         <w:rPr>
@@ -602,7 +602,7 @@
     <w:p>
       <w:pPr>
         <w:jc w:val="both"/>
-        <w:spacing w:before="0" w:after="0"/>
+        <w:spacing w:line="480" w:lineRule="auto"/>
       </w:pPr>
       <w:r>
         <w:rPr>
@@ -616,7 +616,7 @@
     <w:p>
       <w:pPr>
         <w:jc w:val="both"/>
-        <w:spacing w:before="240" w:after="240"/>
+        <w:spacing w:line="480" w:lineRule="auto"/>
         <w:ind w:firstLine="720"/>
       </w:pPr>
       <w:r>
@@ -631,7 +631,7 @@
     <w:p>
       <w:pPr>
         <w:jc w:val="both"/>
-        <w:spacing w:before="0" w:after="0"/>
+        <w:spacing w:line="480" w:lineRule="auto"/>
       </w:pPr>
       <w:r>
         <w:rPr>
@@ -645,7 +645,7 @@
     <w:p>
       <w:pPr>
         <w:jc w:val="center"/>
-        <w:spacing w:before="480" w:after="0"/>
+        <w:spacing w:line="480" w:lineRule="auto"/>
       </w:pPr>
       <w:r>
         <w:rPr>
@@ -659,7 +659,7 @@
     <w:p>
       <w:pPr>
         <w:jc w:val="center"/>
-        <w:spacing w:before="0" w:after="0"/>
+        <w:spacing w:line="480" w:lineRule="auto"/>
       </w:pPr>
       <w:r>
         <w:rPr>
@@ -675,7 +675,7 @@
     <w:p>
       <w:pPr>
         <w:jc w:val="center"/>
-        <w:spacing w:before="0" w:after="240"/>
+        <w:spacing w:line="480" w:lineRule="auto"/>
       </w:pPr>
       <w:r>
         <w:rPr>
@@ -689,7 +689,7 @@
     <w:p>
       <w:pPr>
         <w:jc w:val="both"/>
-        <w:spacing w:before="0" w:after="0"/>
+        <w:spacing w:line="480" w:lineRule="auto"/>
       </w:pPr>
       <w:r>
         <w:rPr>
@@ -703,7 +703,7 @@
     <w:p>
       <w:pPr>
         <w:jc w:val="both"/>
-        <w:spacing w:before="240" w:after="240"/>
+        <w:spacing w:line="480" w:lineRule="auto"/>
         <w:ind w:firstLine="720"/>
       </w:pPr>
       <w:r>
@@ -718,7 +718,7 @@
     <w:p>
       <w:pPr>
         <w:jc w:val="both"/>
-        <w:spacing w:before="0" w:after="0"/>
+        <w:spacing w:line="480" w:lineRule="auto"/>
       </w:pPr>
       <w:r>
         <w:rPr>
@@ -732,7 +732,7 @@
     <w:p>
       <w:pPr>
         <w:jc w:val="center"/>
-        <w:spacing w:before="240" w:after="0"/>
+        <w:spacing w:line="480" w:lineRule="auto"/>
       </w:pPr>
       <w:r>
         <w:rPr>
@@ -746,7 +746,7 @@
     <w:p>
       <w:pPr>
         <w:jc w:val="center"/>
-        <w:spacing w:before="0" w:after="0"/>
+        <w:spacing w:line="480" w:lineRule="auto"/>
       </w:pPr>
       <w:r>
         <w:rPr>
@@ -762,7 +762,7 @@
     <w:p>
       <w:pPr>
         <w:jc w:val="center"/>
-        <w:spacing w:before="0" w:after="240"/>
+        <w:spacing w:line="480" w:lineRule="auto"/>
       </w:pPr>
       <w:r>
         <w:rPr>
@@ -776,7 +776,7 @@
     <w:p>
       <w:pPr>
         <w:jc w:val="center"/>
-        <w:spacing w:before="120" w:after="0"/>
+        <w:spacing w:line="480" w:lineRule="auto"/>
       </w:pPr>
       <w:r>
         <w:rPr>
@@ -790,7 +790,7 @@
     <w:p>
       <w:pPr>
         <w:jc w:val="center"/>
-        <w:spacing w:before="0" w:after="0"/>
+        <w:spacing w:line="480" w:lineRule="auto"/>
       </w:pPr>
       <w:r>
         <w:rPr>
@@ -806,7 +806,7 @@
     <w:p>
       <w:pPr>
         <w:jc w:val="center"/>
-        <w:spacing w:before="0" w:after="240"/>
+        <w:spacing w:line="480" w:lineRule="auto"/>
       </w:pPr>
       <w:r>
         <w:rPr>
@@ -820,7 +820,7 @@
     <w:p>
       <w:pPr>
         <w:jc w:val="both"/>
-        <w:spacing w:before="0" w:after="0"/>
+        <w:spacing w:line="480" w:lineRule="auto"/>
       </w:pPr>
       <w:r>
         <w:rPr>
@@ -834,7 +834,7 @@
     <w:p>
       <w:pPr>
         <w:jc w:val="both"/>
-        <w:spacing w:before="240" w:after="240"/>
+        <w:spacing w:line="480" w:lineRule="auto"/>
         <w:ind w:firstLine="720"/>
       </w:pPr>
       <w:r>
@@ -849,7 +849,7 @@
     <w:p>
       <w:pPr>
         <w:jc w:val="both"/>
-        <w:spacing w:before="0" w:after="0"/>
+        <w:spacing w:line="480" w:lineRule="auto"/>
       </w:pPr>
       <w:r>
         <w:rPr>
@@ -863,7 +863,7 @@
     <w:p>
       <w:pPr>
         <w:jc w:val="center"/>
-        <w:spacing w:before="240" w:after="0"/>
+        <w:spacing w:line="480" w:lineRule="auto"/>
       </w:pPr>
       <w:r>
         <w:rPr>
@@ -877,7 +877,7 @@
     <w:p>
       <w:pPr>
         <w:jc w:val="center"/>
-        <w:spacing w:before="0" w:after="0"/>
+        <w:spacing w:line="480" w:lineRule="auto"/>
       </w:pPr>
       <w:r>
         <w:rPr>
@@ -893,7 +893,7 @@
     <w:p>
       <w:pPr>
         <w:jc w:val="center"/>
-        <w:spacing w:before="0" w:after="240"/>
+        <w:spacing w:line="480" w:lineRule="auto"/>
       </w:pPr>
       <w:r>
         <w:rPr>
@@ -912,7 +912,7 @@
     <w:p>
       <w:pPr>
         <w:jc w:val="center"/>
-        <w:spacing w:before="240" w:after="240"/>
+        <w:spacing w:line="276" w:lineRule="auto"/>
       </w:pPr>
       <w:r>
         <w:rPr>
@@ -928,7 +928,7 @@
     <w:p>
       <w:pPr>
         <w:jc w:val="both"/>
-        <w:spacing w:before="0" w:after="0"/>
+        <w:spacing w:line="480" w:lineRule="auto"/>
       </w:pPr>
       <w:r>
         <w:rPr>
@@ -942,7 +942,7 @@
     <w:p>
       <w:pPr>
         <w:jc w:val="both"/>
-        <w:spacing w:before="120" w:after="0"/>
+        <w:spacing w:line="480" w:lineRule="auto"/>
       </w:pPr>
       <w:r>
         <w:rPr>
@@ -956,7 +956,7 @@
     <w:p>
       <w:pPr>
         <w:jc w:val="both"/>
-        <w:spacing w:before="120" w:after="0"/>
+        <w:spacing w:line="480" w:lineRule="auto"/>
       </w:pPr>
       <w:r>
         <w:rPr>
@@ -970,7 +970,7 @@
     <w:p>
       <w:pPr>
         <w:jc w:val="both"/>
-        <w:spacing w:before="0" w:after="0"/>
+        <w:spacing w:line="480" w:lineRule="auto"/>
       </w:pPr>
       <w:r>
         <w:rPr>
@@ -986,7 +986,7 @@
     <w:p>
       <w:pPr>
         <w:jc w:val="both"/>
-        <w:spacing w:before="0" w:after="0"/>
+        <w:spacing w:line="480" w:lineRule="auto"/>
       </w:pPr>
       <w:r>
         <w:rPr>
@@ -1002,7 +1002,7 @@
     <w:p>
       <w:pPr>
         <w:jc w:val="both"/>
-        <w:spacing w:before="0" w:after="120"/>
+        <w:spacing w:line="480" w:lineRule="auto"/>
       </w:pPr>
       <w:r>
         <w:rPr>
@@ -1018,7 +1018,7 @@
     <w:p>
       <w:pPr>
         <w:jc w:val="both"/>
-        <w:spacing w:before="0" w:after="0"/>
+        <w:spacing w:line="480" w:lineRule="auto"/>
       </w:pPr>
       <w:r>
         <w:rPr>
@@ -1032,7 +1032,7 @@
     <w:p>
       <w:pPr>
         <w:jc w:val="both"/>
-        <w:spacing w:before="0" w:after="0"/>
+        <w:spacing w:line="480" w:lineRule="auto"/>
       </w:pPr>
       <w:r>
         <w:rPr>
@@ -1046,7 +1046,7 @@
     <w:p>
       <w:pPr>
         <w:jc w:val="both"/>
-        <w:spacing w:before="0" w:after="0"/>
+        <w:spacing w:line="480" w:lineRule="auto"/>
       </w:pPr>
       <w:r>
         <w:rPr>
@@ -1060,7 +1060,7 @@
     <w:p>
       <w:pPr>
         <w:jc w:val="both"/>
-        <w:spacing w:before="0" w:after="120"/>
+        <w:spacing w:line="480" w:lineRule="auto"/>
       </w:pPr>
       <w:r>
         <w:rPr>
@@ -1074,7 +1074,7 @@
     <w:p>
       <w:pPr>
         <w:jc w:val="center"/>
-        <w:spacing w:before="240" w:after="240"/>
+        <w:spacing w:line="276" w:lineRule="auto"/>
       </w:pPr>
       <w:r>
         <w:rPr>
@@ -1090,7 +1090,7 @@
     <w:p>
       <w:pPr>
         <w:jc w:val="both"/>
-        <w:spacing w:before="240" w:after="240"/>
+        <w:spacing w:line="480" w:lineRule="auto"/>
         <w:ind w:firstLine="720"/>
       </w:pPr>
       <w:r>
@@ -1107,7 +1107,7 @@
     <w:p>
       <w:pPr>
         <w:jc w:val="both"/>
-        <w:spacing w:before="240" w:after="240"/>
+        <w:spacing w:line="480" w:lineRule="auto"/>
         <w:ind w:firstLine="720"/>
       </w:pPr>
       <w:r>
@@ -1124,7 +1124,7 @@
     <w:p>
       <w:pPr>
         <w:jc w:val="both"/>
-        <w:spacing w:before="240" w:after="240"/>
+        <w:spacing w:line="480" w:lineRule="auto"/>
         <w:ind w:firstLine="720"/>
       </w:pPr>
       <w:r>
@@ -1141,7 +1141,7 @@
     <w:p>
       <w:pPr>
         <w:jc w:val="both"/>
-        <w:spacing w:before="240" w:after="240"/>
+        <w:spacing w:line="480" w:lineRule="auto"/>
         <w:ind w:firstLine="720"/>
       </w:pPr>
       <w:r>
@@ -2549,7 +2549,7 @@
           </w:tcPr>
           <w:p>
             <w:pPr>
-              <w:spacing w:before="40" w:after="40"/>
+              <w:spacing w:before="0" w:after="0" w:line="240" w:lineRule="auto"/>
             </w:pPr>
             <w:r>
               <w:rPr>
@@ -2570,7 +2570,7 @@
           </w:tcPr>
           <w:p>
             <w:pPr>
-              <w:spacing w:before="40" w:after="40"/>
+              <w:spacing w:before="0" w:after="0" w:line="240" w:lineRule="auto"/>
             </w:pPr>
             <w:r>
               <w:rPr>
@@ -2591,7 +2591,7 @@
           </w:tcPr>
           <w:p>
             <w:pPr>
-              <w:spacing w:before="40" w:after="40"/>
+              <w:spacing w:before="0" w:after="0" w:line="240" w:lineRule="auto"/>
             </w:pPr>
             <w:r>
               <w:rPr>
@@ -2612,7 +2612,7 @@
           </w:tcPr>
           <w:p>
             <w:pPr>
-              <w:spacing w:before="40" w:after="40"/>
+              <w:spacing w:before="0" w:after="0" w:line="240" w:lineRule="auto"/>
             </w:pPr>
             <w:r>
               <w:rPr>
@@ -2633,7 +2633,7 @@
           </w:tcPr>
           <w:p>
             <w:pPr>
-              <w:spacing w:before="40" w:after="40"/>
+              <w:spacing w:before="0" w:after="0" w:line="240" w:lineRule="auto"/>
             </w:pPr>
             <w:r>
               <w:rPr>
@@ -2654,7 +2654,7 @@
           </w:tcPr>
           <w:p>
             <w:pPr>
-              <w:spacing w:before="40" w:after="40"/>
+              <w:spacing w:before="0" w:after="0" w:line="240" w:lineRule="auto"/>
             </w:pPr>
             <w:r>
               <w:rPr>
@@ -2675,7 +2675,7 @@
           </w:tcPr>
           <w:p>
             <w:pPr>
-              <w:spacing w:before="40" w:after="40"/>
+              <w:spacing w:before="0" w:after="0" w:line="240" w:lineRule="auto"/>
             </w:pPr>
             <w:r>
               <w:rPr>
@@ -2696,7 +2696,7 @@
           </w:tcPr>
           <w:p>
             <w:pPr>
-              <w:spacing w:before="40" w:after="40"/>
+              <w:spacing w:before="0" w:after="0" w:line="240" w:lineRule="auto"/>
             </w:pPr>
             <w:r>
               <w:rPr>
@@ -2717,7 +2717,7 @@
           </w:tcPr>
           <w:p>
             <w:pPr>
-              <w:spacing w:before="40" w:after="40"/>
+              <w:spacing w:before="0" w:after="0" w:line="240" w:lineRule="auto"/>
             </w:pPr>
             <w:r>
               <w:rPr>
@@ -2739,7 +2739,7 @@
           </w:tcPr>
           <w:p>
             <w:pPr>
-              <w:spacing w:before="40" w:after="40"/>
+              <w:spacing w:before="0" w:after="0" w:line="240" w:lineRule="auto"/>
             </w:pPr>
             <w:r>
               <w:rPr>
@@ -2757,7 +2757,7 @@
           </w:tcPr>
           <w:p>
             <w:pPr>
-              <w:spacing w:before="40" w:after="40"/>
+              <w:spacing w:before="0" w:after="0" w:line="240" w:lineRule="auto"/>
             </w:pPr>
             <w:r>
               <w:rPr>
@@ -2775,7 +2775,7 @@
           </w:tcPr>
           <w:p>
             <w:pPr>
-              <w:spacing w:before="40" w:after="40"/>
+              <w:spacing w:before="0" w:after="0" w:line="240" w:lineRule="auto"/>
             </w:pPr>
             <w:r>
               <w:rPr>
@@ -2793,7 +2793,7 @@
           </w:tcPr>
           <w:p>
             <w:pPr>
-              <w:spacing w:before="40" w:after="40"/>
+              <w:spacing w:before="0" w:after="0" w:line="240" w:lineRule="auto"/>
             </w:pPr>
             <w:r>
               <w:rPr>
@@ -2811,7 +2811,7 @@
           </w:tcPr>
           <w:p>
             <w:pPr>
-              <w:spacing w:before="40" w:after="40"/>
+              <w:spacing w:before="0" w:after="0" w:line="240" w:lineRule="auto"/>
             </w:pPr>
             <w:r>
               <w:rPr>
@@ -2829,7 +2829,7 @@
           </w:tcPr>
           <w:p>
             <w:pPr>
-              <w:spacing w:before="40" w:after="40"/>
+              <w:spacing w:before="0" w:after="0" w:line="240" w:lineRule="auto"/>
             </w:pPr>
             <w:r>
               <w:rPr>
@@ -2847,7 +2847,7 @@
           </w:tcPr>
           <w:p>
             <w:pPr>
-              <w:spacing w:before="40" w:after="40"/>
+              <w:spacing w:before="0" w:after="0" w:line="240" w:lineRule="auto"/>
             </w:pPr>
             <w:r>
               <w:rPr>
@@ -2865,7 +2865,7 @@
           </w:tcPr>
           <w:p>
             <w:pPr>
-              <w:spacing w:before="40" w:after="40"/>
+              <w:spacing w:before="0" w:after="0" w:line="240" w:lineRule="auto"/>
             </w:pPr>
             <w:r>
               <w:rPr>
@@ -2883,7 +2883,7 @@
           </w:tcPr>
           <w:p>
             <w:pPr>
-              <w:spacing w:before="40" w:after="40"/>
+              <w:spacing w:before="0" w:after="0" w:line="240" w:lineRule="auto"/>
             </w:pPr>
             <w:r>
               <w:rPr>
@@ -2903,7 +2903,7 @@
           </w:tcPr>
           <w:p>
             <w:pPr>
-              <w:spacing w:before="40" w:after="40"/>
+              <w:spacing w:before="0" w:after="0" w:line="240" w:lineRule="auto"/>
             </w:pPr>
             <w:r>
               <w:rPr>
@@ -2921,7 +2921,7 @@
           </w:tcPr>
           <w:p>
             <w:pPr>
-              <w:spacing w:before="40" w:after="40"/>
+              <w:spacing w:before="0" w:after="0" w:line="240" w:lineRule="auto"/>
             </w:pPr>
             <w:r>
               <w:rPr>
@@ -2939,7 +2939,7 @@
           </w:tcPr>
           <w:p>
             <w:pPr>
-              <w:spacing w:before="40" w:after="40"/>
+              <w:spacing w:before="0" w:after="0" w:line="240" w:lineRule="auto"/>
             </w:pPr>
             <w:r>
               <w:rPr>
@@ -2957,7 +2957,7 @@
           </w:tcPr>
           <w:p>
             <w:pPr>
-              <w:spacing w:before="40" w:after="40"/>
+              <w:spacing w:before="0" w:after="0" w:line="240" w:lineRule="auto"/>
             </w:pPr>
             <w:r>
               <w:rPr>
@@ -2975,7 +2975,7 @@
           </w:tcPr>
           <w:p>
             <w:pPr>
-              <w:spacing w:before="40" w:after="40"/>
+              <w:spacing w:before="0" w:after="0" w:line="240" w:lineRule="auto"/>
             </w:pPr>
             <w:r>
               <w:rPr>
@@ -2993,7 +2993,7 @@
           </w:tcPr>
           <w:p>
             <w:pPr>
-              <w:spacing w:before="40" w:after="40"/>
+              <w:spacing w:before="0" w:after="0" w:line="240" w:lineRule="auto"/>
             </w:pPr>
             <w:r>
               <w:rPr>
@@ -3011,7 +3011,7 @@
           </w:tcPr>
           <w:p>
             <w:pPr>
-              <w:spacing w:before="40" w:after="40"/>
+              <w:spacing w:before="0" w:after="0" w:line="240" w:lineRule="auto"/>
             </w:pPr>
             <w:r>
               <w:rPr>
@@ -3029,7 +3029,7 @@
           </w:tcPr>
           <w:p>
             <w:pPr>
-              <w:spacing w:before="40" w:after="40"/>
+              <w:spacing w:before="0" w:after="0" w:line="240" w:lineRule="auto"/>
             </w:pPr>
             <w:r>
               <w:rPr>
@@ -3047,7 +3047,7 @@
           </w:tcPr>
           <w:p>
             <w:pPr>
-              <w:spacing w:before="40" w:after="40"/>
+              <w:spacing w:before="0" w:after="0" w:line="240" w:lineRule="auto"/>
             </w:pPr>
             <w:r>
               <w:rPr>
@@ -3067,7 +3067,7 @@
           </w:tcPr>
           <w:p>
             <w:pPr>
-              <w:spacing w:before="40" w:after="40"/>
+              <w:spacing w:before="0" w:after="0" w:line="240" w:lineRule="auto"/>
             </w:pPr>
             <w:r>
               <w:rPr>
@@ -3085,7 +3085,7 @@
           </w:tcPr>
           <w:p>
             <w:pPr>
-              <w:spacing w:before="40" w:after="40"/>
+              <w:spacing w:before="0" w:after="0" w:line="240" w:lineRule="auto"/>
             </w:pPr>
             <w:r>
               <w:rPr>
@@ -3103,7 +3103,7 @@
           </w:tcPr>
           <w:p>
             <w:pPr>
-              <w:spacing w:before="40" w:after="40"/>
+              <w:spacing w:before="0" w:after="0" w:line="240" w:lineRule="auto"/>
             </w:pPr>
             <w:r>
               <w:rPr>
@@ -3121,7 +3121,7 @@
           </w:tcPr>
           <w:p>
             <w:pPr>
-              <w:spacing w:before="40" w:after="40"/>
+              <w:spacing w:before="0" w:after="0" w:line="240" w:lineRule="auto"/>
             </w:pPr>
             <w:r>
               <w:rPr>
@@ -3139,7 +3139,7 @@
           </w:tcPr>
           <w:p>
             <w:pPr>
-              <w:spacing w:before="40" w:after="40"/>
+              <w:spacing w:before="0" w:after="0" w:line="240" w:lineRule="auto"/>
             </w:pPr>
             <w:r>
               <w:rPr>
@@ -3157,7 +3157,7 @@
           </w:tcPr>
           <w:p>
             <w:pPr>
-              <w:spacing w:before="40" w:after="40"/>
+              <w:spacing w:before="0" w:after="0" w:line="240" w:lineRule="auto"/>
             </w:pPr>
             <w:r>
               <w:rPr>
@@ -3175,7 +3175,7 @@
           </w:tcPr>
           <w:p>
             <w:pPr>
-              <w:spacing w:before="40" w:after="40"/>
+              <w:spacing w:before="0" w:after="0" w:line="240" w:lineRule="auto"/>
             </w:pPr>
             <w:r>
               <w:rPr>
@@ -3193,7 +3193,7 @@
           </w:tcPr>
           <w:p>
             <w:pPr>
-              <w:spacing w:before="40" w:after="40"/>
+              <w:spacing w:before="0" w:after="0" w:line="240" w:lineRule="auto"/>
             </w:pPr>
             <w:r>
               <w:rPr>
@@ -3211,7 +3211,7 @@
           </w:tcPr>
           <w:p>
             <w:pPr>
-              <w:spacing w:before="40" w:after="40"/>
+              <w:spacing w:before="0" w:after="0" w:line="240" w:lineRule="auto"/>
             </w:pPr>
             <w:r>
               <w:rPr>
@@ -3231,7 +3231,7 @@
           </w:tcPr>
           <w:p>
             <w:pPr>
-              <w:spacing w:before="40" w:after="40"/>
+              <w:spacing w:before="0" w:after="0" w:line="240" w:lineRule="auto"/>
             </w:pPr>
             <w:r>
               <w:rPr>
@@ -3249,7 +3249,7 @@
           </w:tcPr>
           <w:p>
             <w:pPr>
-              <w:spacing w:before="40" w:after="40"/>
+              <w:spacing w:before="0" w:after="0" w:line="240" w:lineRule="auto"/>
             </w:pPr>
             <w:r>
               <w:rPr>
@@ -3267,7 +3267,7 @@
           </w:tcPr>
           <w:p>
             <w:pPr>
-              <w:spacing w:before="40" w:after="40"/>
+              <w:spacing w:before="0" w:after="0" w:line="240" w:lineRule="auto"/>
             </w:pPr>
             <w:r>
               <w:rPr>
@@ -3285,7 +3285,7 @@
           </w:tcPr>
           <w:p>
             <w:pPr>
-              <w:spacing w:before="40" w:after="40"/>
+              <w:spacing w:before="0" w:after="0" w:line="240" w:lineRule="auto"/>
             </w:pPr>
             <w:r>
               <w:rPr>
@@ -3303,7 +3303,7 @@
           </w:tcPr>
           <w:p>
             <w:pPr>
-              <w:spacing w:before="40" w:after="40"/>
+              <w:spacing w:before="0" w:after="0" w:line="240" w:lineRule="auto"/>
             </w:pPr>
             <w:r>
               <w:rPr>
@@ -3321,7 +3321,7 @@
           </w:tcPr>
           <w:p>
             <w:pPr>
-              <w:spacing w:before="40" w:after="40"/>
+              <w:spacing w:before="0" w:after="0" w:line="240" w:lineRule="auto"/>
             </w:pPr>
             <w:r>
               <w:rPr>
@@ -3339,7 +3339,7 @@
           </w:tcPr>
           <w:p>
             <w:pPr>
-              <w:spacing w:before="40" w:after="40"/>
+              <w:spacing w:before="0" w:after="0" w:line="240" w:lineRule="auto"/>
             </w:pPr>
             <w:r>
               <w:rPr>
@@ -3357,7 +3357,7 @@
           </w:tcPr>
           <w:p>
             <w:pPr>
-              <w:spacing w:before="40" w:after="40"/>
+              <w:spacing w:before="0" w:after="0" w:line="240" w:lineRule="auto"/>
             </w:pPr>
             <w:r>
               <w:rPr>
@@ -3375,7 +3375,7 @@
           </w:tcPr>
           <w:p>
             <w:pPr>
-              <w:spacing w:before="40" w:after="40"/>
+              <w:spacing w:before="0" w:after="0" w:line="240" w:lineRule="auto"/>
             </w:pPr>
             <w:r>
               <w:rPr>
@@ -3395,7 +3395,7 @@
           </w:tcPr>
           <w:p>
             <w:pPr>
-              <w:spacing w:before="40" w:after="40"/>
+              <w:spacing w:before="0" w:after="0" w:line="240" w:lineRule="auto"/>
             </w:pPr>
             <w:r>
               <w:rPr>
@@ -3413,7 +3413,7 @@
           </w:tcPr>
           <w:p>
             <w:pPr>
-              <w:spacing w:before="40" w:after="40"/>
+              <w:spacing w:before="0" w:after="0" w:line="240" w:lineRule="auto"/>
             </w:pPr>
             <w:r>
               <w:rPr>
@@ -3431,7 +3431,7 @@
           </w:tcPr>
           <w:p>
             <w:pPr>
-              <w:spacing w:before="40" w:after="40"/>
+              <w:spacing w:before="0" w:after="0" w:line="240" w:lineRule="auto"/>
             </w:pPr>
             <w:r>
               <w:rPr>
@@ -3449,7 +3449,7 @@
           </w:tcPr>
           <w:p>
             <w:pPr>
-              <w:spacing w:before="40" w:after="40"/>
+              <w:spacing w:before="0" w:after="0" w:line="240" w:lineRule="auto"/>
             </w:pPr>
             <w:r>
               <w:rPr>
@@ -3467,7 +3467,7 @@
           </w:tcPr>
           <w:p>
             <w:pPr>
-              <w:spacing w:before="40" w:after="40"/>
+              <w:spacing w:before="0" w:after="0" w:line="240" w:lineRule="auto"/>
             </w:pPr>
             <w:r>
               <w:rPr>
@@ -3485,7 +3485,7 @@
           </w:tcPr>
           <w:p>
             <w:pPr>
-              <w:spacing w:before="40" w:after="40"/>
+              <w:spacing w:before="0" w:after="0" w:line="240" w:lineRule="auto"/>
             </w:pPr>
             <w:r>
               <w:rPr>
@@ -3503,7 +3503,7 @@
           </w:tcPr>
           <w:p>
             <w:pPr>
-              <w:spacing w:before="40" w:after="40"/>
+              <w:spacing w:before="0" w:after="0" w:line="240" w:lineRule="auto"/>
             </w:pPr>
             <w:r>
               <w:rPr>
@@ -3521,7 +3521,7 @@
           </w:tcPr>
           <w:p>
             <w:pPr>
-              <w:spacing w:before="40" w:after="40"/>
+              <w:spacing w:before="0" w:after="0" w:line="240" w:lineRule="auto"/>
             </w:pPr>
             <w:r>
               <w:rPr>
@@ -3539,7 +3539,7 @@
           </w:tcPr>
           <w:p>
             <w:pPr>
-              <w:spacing w:before="40" w:after="40"/>
+              <w:spacing w:before="0" w:after="0" w:line="240" w:lineRule="auto"/>
             </w:pPr>
             <w:r>
               <w:rPr>
@@ -3559,7 +3559,7 @@
           </w:tcPr>
           <w:p>
             <w:pPr>
-              <w:spacing w:before="40" w:after="40"/>
+              <w:spacing w:before="0" w:after="0" w:line="240" w:lineRule="auto"/>
             </w:pPr>
             <w:r>
               <w:rPr>
@@ -3577,7 +3577,7 @@
           </w:tcPr>
           <w:p>
             <w:pPr>
-              <w:spacing w:before="40" w:after="40"/>
+              <w:spacing w:before="0" w:after="0" w:line="240" w:lineRule="auto"/>
             </w:pPr>
             <w:r>
               <w:rPr>
@@ -3595,7 +3595,7 @@
           </w:tcPr>
           <w:p>
             <w:pPr>
-              <w:spacing w:before="40" w:after="40"/>
+              <w:spacing w:before="0" w:after="0" w:line="240" w:lineRule="auto"/>
             </w:pPr>
             <w:r>
               <w:rPr>
@@ -3613,7 +3613,7 @@
           </w:tcPr>
           <w:p>
             <w:pPr>
-              <w:spacing w:before="40" w:after="40"/>
+              <w:spacing w:before="0" w:after="0" w:line="240" w:lineRule="auto"/>
             </w:pPr>
             <w:r>
               <w:rPr>
@@ -3631,7 +3631,7 @@
           </w:tcPr>
           <w:p>
             <w:pPr>
-              <w:spacing w:before="40" w:after="40"/>
+              <w:spacing w:before="0" w:after="0" w:line="240" w:lineRule="auto"/>
             </w:pPr>
             <w:r>
               <w:rPr>
@@ -3649,7 +3649,7 @@
           </w:tcPr>
           <w:p>
             <w:pPr>
-              <w:spacing w:before="40" w:after="40"/>
+              <w:spacing w:before="0" w:after="0" w:line="240" w:lineRule="auto"/>
             </w:pPr>
             <w:r>
               <w:rPr>
@@ -3667,7 +3667,7 @@
           </w:tcPr>
           <w:p>
             <w:pPr>
-              <w:spacing w:before="40" w:after="40"/>
+              <w:spacing w:before="0" w:after="0" w:line="240" w:lineRule="auto"/>
             </w:pPr>
             <w:r>
               <w:rPr>
@@ -3685,7 +3685,7 @@
           </w:tcPr>
           <w:p>
             <w:pPr>
-              <w:spacing w:before="40" w:after="40"/>
+              <w:spacing w:before="0" w:after="0" w:line="240" w:lineRule="auto"/>
             </w:pPr>
             <w:r>
               <w:rPr>
@@ -3703,7 +3703,7 @@
           </w:tcPr>
           <w:p>
             <w:pPr>
-              <w:spacing w:before="40" w:after="40"/>
+              <w:spacing w:before="0" w:after="0" w:line="240" w:lineRule="auto"/>
             </w:pPr>
             <w:r>
               <w:rPr>
@@ -3723,7 +3723,7 @@
           </w:tcPr>
           <w:p>
             <w:pPr>
-              <w:spacing w:before="40" w:after="40"/>
+              <w:spacing w:before="0" w:after="0" w:line="240" w:lineRule="auto"/>
             </w:pPr>
             <w:r>
               <w:rPr>
@@ -3741,7 +3741,7 @@
           </w:tcPr>
           <w:p>
             <w:pPr>
-              <w:spacing w:before="40" w:after="40"/>
+              <w:spacing w:before="0" w:after="0" w:line="240" w:lineRule="auto"/>
             </w:pPr>
             <w:r>
               <w:rPr>
@@ -3759,7 +3759,7 @@
           </w:tcPr>
           <w:p>
             <w:pPr>
-              <w:spacing w:before="40" w:after="40"/>
+              <w:spacing w:before="0" w:after="0" w:line="240" w:lineRule="auto"/>
             </w:pPr>
             <w:r>
               <w:rPr>
@@ -3777,7 +3777,7 @@
           </w:tcPr>
           <w:p>
             <w:pPr>
-              <w:spacing w:before="40" w:after="40"/>
+              <w:spacing w:before="0" w:after="0" w:line="240" w:lineRule="auto"/>
             </w:pPr>
             <w:r>
               <w:rPr>
@@ -3795,7 +3795,7 @@
           </w:tcPr>
           <w:p>
             <w:pPr>
-              <w:spacing w:before="40" w:after="40"/>
+              <w:spacing w:before="0" w:after="0" w:line="240" w:lineRule="auto"/>
             </w:pPr>
             <w:r>
               <w:rPr>
@@ -3813,7 +3813,7 @@
           </w:tcPr>
           <w:p>
             <w:pPr>
-              <w:spacing w:before="40" w:after="40"/>
+              <w:spacing w:before="0" w:after="0" w:line="240" w:lineRule="auto"/>
             </w:pPr>
             <w:r>
               <w:rPr>
@@ -3831,7 +3831,7 @@
           </w:tcPr>
           <w:p>
             <w:pPr>
-              <w:spacing w:before="40" w:after="40"/>
+              <w:spacing w:before="0" w:after="0" w:line="240" w:lineRule="auto"/>
             </w:pPr>
             <w:r>
               <w:rPr>
@@ -3849,7 +3849,7 @@
           </w:tcPr>
           <w:p>
             <w:pPr>
-              <w:spacing w:before="40" w:after="40"/>
+              <w:spacing w:before="0" w:after="0" w:line="240" w:lineRule="auto"/>
             </w:pPr>
             <w:r>
               <w:rPr>
@@ -3867,7 +3867,7 @@
           </w:tcPr>
           <w:p>
             <w:pPr>
-              <w:spacing w:before="40" w:after="40"/>
+              <w:spacing w:before="0" w:after="0" w:line="240" w:lineRule="auto"/>
             </w:pPr>
             <w:r>
               <w:rPr>
@@ -3887,7 +3887,7 @@
           </w:tcPr>
           <w:p>
             <w:pPr>
-              <w:spacing w:before="40" w:after="40"/>
+              <w:spacing w:before="0" w:after="0" w:line="240" w:lineRule="auto"/>
             </w:pPr>
             <w:r>
               <w:rPr>
@@ -3905,7 +3905,7 @@
           </w:tcPr>
           <w:p>
             <w:pPr>
-              <w:spacing w:before="40" w:after="40"/>
+              <w:spacing w:before="0" w:after="0" w:line="240" w:lineRule="auto"/>
             </w:pPr>
             <w:r>
               <w:rPr>
@@ -3923,7 +3923,7 @@
           </w:tcPr>
           <w:p>
             <w:pPr>
-              <w:spacing w:before="40" w:after="40"/>
+              <w:spacing w:before="0" w:after="0" w:line="240" w:lineRule="auto"/>
             </w:pPr>
             <w:r>
               <w:rPr>
@@ -3941,7 +3941,7 @@
           </w:tcPr>
           <w:p>
             <w:pPr>
-              <w:spacing w:before="40" w:after="40"/>
+              <w:spacing w:before="0" w:after="0" w:line="240" w:lineRule="auto"/>
             </w:pPr>
             <w:r>
               <w:rPr>
@@ -3959,7 +3959,7 @@
           </w:tcPr>
           <w:p>
             <w:pPr>
-              <w:spacing w:before="40" w:after="40"/>
+              <w:spacing w:before="0" w:after="0" w:line="240" w:lineRule="auto"/>
             </w:pPr>
             <w:r>
               <w:rPr>
@@ -3977,7 +3977,7 @@
           </w:tcPr>
           <w:p>
             <w:pPr>
-              <w:spacing w:before="40" w:after="40"/>
+              <w:spacing w:before="0" w:after="0" w:line="240" w:lineRule="auto"/>
             </w:pPr>
             <w:r>
               <w:rPr>
@@ -3995,7 +3995,7 @@
           </w:tcPr>
           <w:p>
             <w:pPr>
-              <w:spacing w:before="40" w:after="40"/>
+              <w:spacing w:before="0" w:after="0" w:line="240" w:lineRule="auto"/>
             </w:pPr>
             <w:r>
               <w:rPr>
@@ -4013,7 +4013,7 @@
           </w:tcPr>
           <w:p>
             <w:pPr>
-              <w:spacing w:before="40" w:after="40"/>
+              <w:spacing w:before="0" w:after="0" w:line="240" w:lineRule="auto"/>
             </w:pPr>
             <w:r>
               <w:rPr>
@@ -4031,7 +4031,7 @@
           </w:tcPr>
           <w:p>
             <w:pPr>
-              <w:spacing w:before="40" w:after="40"/>
+              <w:spacing w:before="0" w:after="0" w:line="240" w:lineRule="auto"/>
             </w:pPr>
             <w:r>
               <w:rPr>
@@ -4051,7 +4051,7 @@
           </w:tcPr>
           <w:p>
             <w:pPr>
-              <w:spacing w:before="40" w:after="40"/>
+              <w:spacing w:before="0" w:after="0" w:line="240" w:lineRule="auto"/>
             </w:pPr>
             <w:r>
               <w:rPr>
@@ -4069,7 +4069,7 @@
           </w:tcPr>
           <w:p>
             <w:pPr>
-              <w:spacing w:before="40" w:after="40"/>
+              <w:spacing w:before="0" w:after="0" w:line="240" w:lineRule="auto"/>
             </w:pPr>
             <w:r>
               <w:rPr>
@@ -4087,7 +4087,7 @@
           </w:tcPr>
           <w:p>
             <w:pPr>
-              <w:spacing w:before="40" w:after="40"/>
+              <w:spacing w:before="0" w:after="0" w:line="240" w:lineRule="auto"/>
             </w:pPr>
             <w:r>
               <w:rPr>
@@ -4105,7 +4105,7 @@
           </w:tcPr>
           <w:p>
             <w:pPr>
-              <w:spacing w:before="40" w:after="40"/>
+              <w:spacing w:before="0" w:after="0" w:line="240" w:lineRule="auto"/>
             </w:pPr>
             <w:r>
               <w:rPr>
@@ -4123,7 +4123,7 @@
           </w:tcPr>
           <w:p>
             <w:pPr>
-              <w:spacing w:before="40" w:after="40"/>
+              <w:spacing w:before="0" w:after="0" w:line="240" w:lineRule="auto"/>
             </w:pPr>
             <w:r>
               <w:rPr>
@@ -4141,7 +4141,7 @@
           </w:tcPr>
           <w:p>
             <w:pPr>
-              <w:spacing w:before="40" w:after="40"/>
+              <w:spacing w:before="0" w:after="0" w:line="240" w:lineRule="auto"/>
             </w:pPr>
             <w:r>
               <w:rPr>
@@ -4159,7 +4159,7 @@
           </w:tcPr>
           <w:p>
             <w:pPr>
-              <w:spacing w:before="40" w:after="40"/>
+              <w:spacing w:before="0" w:after="0" w:line="240" w:lineRule="auto"/>
             </w:pPr>
             <w:r>
               <w:rPr>
@@ -4177,7 +4177,7 @@
           </w:tcPr>
           <w:p>
             <w:pPr>
-              <w:spacing w:before="40" w:after="40"/>
+              <w:spacing w:before="0" w:after="0" w:line="240" w:lineRule="auto"/>
             </w:pPr>
             <w:r>
               <w:rPr>
@@ -4195,7 +4195,7 @@
           </w:tcPr>
           <w:p>
             <w:pPr>
-              <w:spacing w:before="40" w:after="40"/>
+              <w:spacing w:before="0" w:after="0" w:line="240" w:lineRule="auto"/>
             </w:pPr>
             <w:r>
               <w:rPr>
@@ -4215,7 +4215,7 @@
           </w:tcPr>
           <w:p>
             <w:pPr>
-              <w:spacing w:before="40" w:after="40"/>
+              <w:spacing w:before="0" w:after="0" w:line="240" w:lineRule="auto"/>
             </w:pPr>
             <w:r>
               <w:rPr>
@@ -4233,7 +4233,7 @@
           </w:tcPr>
           <w:p>
             <w:pPr>
-              <w:spacing w:before="40" w:after="40"/>
+              <w:spacing w:before="0" w:after="0" w:line="240" w:lineRule="auto"/>
             </w:pPr>
             <w:r>
               <w:rPr>
@@ -4251,7 +4251,7 @@
           </w:tcPr>
           <w:p>
             <w:pPr>
-              <w:spacing w:before="40" w:after="40"/>
+              <w:spacing w:before="0" w:after="0" w:line="240" w:lineRule="auto"/>
             </w:pPr>
             <w:r>
               <w:rPr>
@@ -4269,7 +4269,7 @@
           </w:tcPr>
           <w:p>
             <w:pPr>
-              <w:spacing w:before="40" w:after="40"/>
+              <w:spacing w:before="0" w:after="0" w:line="240" w:lineRule="auto"/>
             </w:pPr>
             <w:r>
               <w:rPr>
@@ -4287,7 +4287,7 @@
           </w:tcPr>
           <w:p>
             <w:pPr>
-              <w:spacing w:before="40" w:after="40"/>
+              <w:spacing w:before="0" w:after="0" w:line="240" w:lineRule="auto"/>
             </w:pPr>
             <w:r>
               <w:rPr>
@@ -4305,7 +4305,7 @@
           </w:tcPr>
           <w:p>
             <w:pPr>
-              <w:spacing w:before="40" w:after="40"/>
+              <w:spacing w:before="0" w:after="0" w:line="240" w:lineRule="auto"/>
             </w:pPr>
             <w:r>
               <w:rPr>
@@ -4323,7 +4323,7 @@
           </w:tcPr>
           <w:p>
             <w:pPr>
-              <w:spacing w:before="40" w:after="40"/>
+              <w:spacing w:before="0" w:after="0" w:line="240" w:lineRule="auto"/>
             </w:pPr>
             <w:r>
               <w:rPr>
@@ -4341,7 +4341,7 @@
           </w:tcPr>
           <w:p>
             <w:pPr>
-              <w:spacing w:before="40" w:after="40"/>
+              <w:spacing w:before="0" w:after="0" w:line="240" w:lineRule="auto"/>
             </w:pPr>
             <w:r>
               <w:rPr>
@@ -4359,7 +4359,7 @@
           </w:tcPr>
           <w:p>
             <w:pPr>
-              <w:spacing w:before="40" w:after="40"/>
+              <w:spacing w:before="0" w:after="0" w:line="240" w:lineRule="auto"/>
             </w:pPr>
             <w:r>
               <w:rPr>
@@ -4379,7 +4379,7 @@
           </w:tcPr>
           <w:p>
             <w:pPr>
-              <w:spacing w:before="40" w:after="40"/>
+              <w:spacing w:before="0" w:after="0" w:line="240" w:lineRule="auto"/>
             </w:pPr>
             <w:r>
               <w:rPr>
@@ -4397,7 +4397,7 @@
           </w:tcPr>
           <w:p>
             <w:pPr>
-              <w:spacing w:before="40" w:after="40"/>
+              <w:spacing w:before="0" w:after="0" w:line="240" w:lineRule="auto"/>
             </w:pPr>
             <w:r>
               <w:rPr>
@@ -4415,7 +4415,7 @@
           </w:tcPr>
           <w:p>
             <w:pPr>
-              <w:spacing w:before="40" w:after="40"/>
+              <w:spacing w:before="0" w:after="0" w:line="240" w:lineRule="auto"/>
             </w:pPr>
             <w:r>
               <w:rPr>
@@ -4433,7 +4433,7 @@
           </w:tcPr>
           <w:p>
             <w:pPr>
-              <w:spacing w:before="40" w:after="40"/>
+              <w:spacing w:before="0" w:after="0" w:line="240" w:lineRule="auto"/>
             </w:pPr>
             <w:r>
               <w:rPr>
@@ -4451,7 +4451,7 @@
           </w:tcPr>
           <w:p>
             <w:pPr>
-              <w:spacing w:before="40" w:after="40"/>
+              <w:spacing w:before="0" w:after="0" w:line="240" w:lineRule="auto"/>
             </w:pPr>
             <w:r>
               <w:rPr>
@@ -4469,7 +4469,7 @@
           </w:tcPr>
           <w:p>
             <w:pPr>
-              <w:spacing w:before="40" w:after="40"/>
+              <w:spacing w:before="0" w:after="0" w:line="240" w:lineRule="auto"/>
             </w:pPr>
             <w:r>
               <w:rPr>
@@ -4487,7 +4487,7 @@
           </w:tcPr>
           <w:p>
             <w:pPr>
-              <w:spacing w:before="40" w:after="40"/>
+              <w:spacing w:before="0" w:after="0" w:line="240" w:lineRule="auto"/>
             </w:pPr>
             <w:r>
               <w:rPr>
@@ -4505,7 +4505,7 @@
           </w:tcPr>
           <w:p>
             <w:pPr>
-              <w:spacing w:before="40" w:after="40"/>
+              <w:spacing w:before="0" w:after="0" w:line="240" w:lineRule="auto"/>
             </w:pPr>
             <w:r>
               <w:rPr>
@@ -4523,7 +4523,7 @@
           </w:tcPr>
           <w:p>
             <w:pPr>
-              <w:spacing w:before="40" w:after="40"/>
+              <w:spacing w:before="0" w:after="0" w:line="240" w:lineRule="auto"/>
             </w:pPr>
             <w:r>
               <w:rPr>
@@ -4543,7 +4543,7 @@
           </w:tcPr>
           <w:p>
             <w:pPr>
-              <w:spacing w:before="40" w:after="40"/>
+              <w:spacing w:before="0" w:after="0" w:line="240" w:lineRule="auto"/>
             </w:pPr>
             <w:r>
               <w:rPr>
@@ -4561,7 +4561,7 @@
           </w:tcPr>
           <w:p>
             <w:pPr>
-              <w:spacing w:before="40" w:after="40"/>
+              <w:spacing w:before="0" w:after="0" w:line="240" w:lineRule="auto"/>
             </w:pPr>
             <w:r>
               <w:rPr>
@@ -4579,7 +4579,7 @@
           </w:tcPr>
           <w:p>
             <w:pPr>
-              <w:spacing w:before="40" w:after="40"/>
+              <w:spacing w:before="0" w:after="0" w:line="240" w:lineRule="auto"/>
             </w:pPr>
             <w:r>
               <w:rPr>
@@ -4597,7 +4597,7 @@
           </w:tcPr>
           <w:p>
             <w:pPr>
-              <w:spacing w:before="40" w:after="40"/>
+              <w:spacing w:before="0" w:after="0" w:line="240" w:lineRule="auto"/>
             </w:pPr>
             <w:r>
               <w:rPr>
@@ -4615,7 +4615,7 @@
           </w:tcPr>
           <w:p>
             <w:pPr>
-              <w:spacing w:before="40" w:after="40"/>
+              <w:spacing w:before="0" w:after="0" w:line="240" w:lineRule="auto"/>
             </w:pPr>
             <w:r>
               <w:rPr>
@@ -4633,7 +4633,7 @@
           </w:tcPr>
           <w:p>
             <w:pPr>
-              <w:spacing w:before="40" w:after="40"/>
+              <w:spacing w:before="0" w:after="0" w:line="240" w:lineRule="auto"/>
             </w:pPr>
             <w:r>
               <w:rPr>
@@ -4651,7 +4651,7 @@
           </w:tcPr>
           <w:p>
             <w:pPr>
-              <w:spacing w:before="40" w:after="40"/>
+              <w:spacing w:before="0" w:after="0" w:line="240" w:lineRule="auto"/>
             </w:pPr>
             <w:r>
               <w:rPr>
@@ -4669,7 +4669,7 @@
           </w:tcPr>
           <w:p>
             <w:pPr>
-              <w:spacing w:before="40" w:after="40"/>
+              <w:spacing w:before="0" w:after="0" w:line="240" w:lineRule="auto"/>
             </w:pPr>
             <w:r>
               <w:rPr>
@@ -4687,7 +4687,7 @@
           </w:tcPr>
           <w:p>
             <w:pPr>
-              <w:spacing w:before="40" w:after="40"/>
+              <w:spacing w:before="0" w:after="0" w:line="240" w:lineRule="auto"/>
             </w:pPr>
             <w:r>
               <w:rPr>
@@ -4707,7 +4707,7 @@
           </w:tcPr>
           <w:p>
             <w:pPr>
-              <w:spacing w:before="40" w:after="40"/>
+              <w:spacing w:before="0" w:after="0" w:line="240" w:lineRule="auto"/>
             </w:pPr>
             <w:r>
               <w:rPr>
@@ -4725,7 +4725,7 @@
           </w:tcPr>
           <w:p>
             <w:pPr>
-              <w:spacing w:before="40" w:after="40"/>
+              <w:spacing w:before="0" w:after="0" w:line="240" w:lineRule="auto"/>
             </w:pPr>
             <w:r>
               <w:rPr>
@@ -4743,7 +4743,7 @@
           </w:tcPr>
           <w:p>
             <w:pPr>
-              <w:spacing w:before="40" w:after="40"/>
+              <w:spacing w:before="0" w:after="0" w:line="240" w:lineRule="auto"/>
             </w:pPr>
             <w:r>
               <w:rPr>
@@ -4761,7 +4761,7 @@
           </w:tcPr>
           <w:p>
             <w:pPr>
-              <w:spacing w:before="40" w:after="40"/>
+              <w:spacing w:before="0" w:after="0" w:line="240" w:lineRule="auto"/>
             </w:pPr>
             <w:r>
               <w:rPr>
@@ -4779,7 +4779,7 @@
           </w:tcPr>
           <w:p>
             <w:pPr>
-              <w:spacing w:before="40" w:after="40"/>
+              <w:spacing w:before="0" w:after="0" w:line="240" w:lineRule="auto"/>
             </w:pPr>
             <w:r>
               <w:rPr>
@@ -4797,7 +4797,7 @@
           </w:tcPr>
           <w:p>
             <w:pPr>
-              <w:spacing w:before="40" w:after="40"/>
+              <w:spacing w:before="0" w:after="0" w:line="240" w:lineRule="auto"/>
             </w:pPr>
             <w:r>
               <w:rPr>
@@ -4815,7 +4815,7 @@
           </w:tcPr>
           <w:p>
             <w:pPr>
-              <w:spacing w:before="40" w:after="40"/>
+              <w:spacing w:before="0" w:after="0" w:line="240" w:lineRule="auto"/>
             </w:pPr>
             <w:r>
               <w:rPr>
@@ -4833,7 +4833,7 @@
           </w:tcPr>
           <w:p>
             <w:pPr>
-              <w:spacing w:before="40" w:after="40"/>
+              <w:spacing w:before="0" w:after="0" w:line="240" w:lineRule="auto"/>
             </w:pPr>
             <w:r>
               <w:rPr>
@@ -4851,7 +4851,7 @@
           </w:tcPr>
           <w:p>
             <w:pPr>
-              <w:spacing w:before="40" w:after="40"/>
+              <w:spacing w:before="0" w:after="0" w:line="240" w:lineRule="auto"/>
             </w:pPr>
             <w:r>
               <w:rPr>
@@ -4871,7 +4871,7 @@
           </w:tcPr>
           <w:p>
             <w:pPr>
-              <w:spacing w:before="40" w:after="40"/>
+              <w:spacing w:before="0" w:after="0" w:line="240" w:lineRule="auto"/>
             </w:pPr>
             <w:r>
               <w:rPr>
@@ -4889,7 +4889,7 @@
           </w:tcPr>
           <w:p>
             <w:pPr>
-              <w:spacing w:before="40" w:after="40"/>
+              <w:spacing w:before="0" w:after="0" w:line="240" w:lineRule="auto"/>
             </w:pPr>
             <w:r>
               <w:rPr>
@@ -4907,7 +4907,7 @@
           </w:tcPr>
           <w:p>
             <w:pPr>
-              <w:spacing w:before="40" w:after="40"/>
+              <w:spacing w:before="0" w:after="0" w:line="240" w:lineRule="auto"/>
             </w:pPr>
             <w:r>
               <w:rPr>
@@ -4925,7 +4925,7 @@
           </w:tcPr>
           <w:p>
             <w:pPr>
-              <w:spacing w:before="40" w:after="40"/>
+              <w:spacing w:before="0" w:after="0" w:line="240" w:lineRule="auto"/>
             </w:pPr>
             <w:r>
               <w:rPr>
@@ -4943,7 +4943,7 @@
           </w:tcPr>
           <w:p>
             <w:pPr>
-              <w:spacing w:before="40" w:after="40"/>
+              <w:spacing w:before="0" w:after="0" w:line="240" w:lineRule="auto"/>
             </w:pPr>
             <w:r>
               <w:rPr>
@@ -4961,7 +4961,7 @@
           </w:tcPr>
           <w:p>
             <w:pPr>
-              <w:spacing w:before="40" w:after="40"/>
+              <w:spacing w:before="0" w:after="0" w:line="240" w:lineRule="auto"/>
             </w:pPr>
             <w:r>
               <w:rPr>
@@ -4979,7 +4979,7 @@
           </w:tcPr>
           <w:p>
             <w:pPr>
-              <w:spacing w:before="40" w:after="40"/>
+              <w:spacing w:before="0" w:after="0" w:line="240" w:lineRule="auto"/>
             </w:pPr>
             <w:r>
               <w:rPr>
@@ -4997,7 +4997,7 @@
           </w:tcPr>
           <w:p>
             <w:pPr>
-              <w:spacing w:before="40" w:after="40"/>
+              <w:spacing w:before="0" w:after="0" w:line="240" w:lineRule="auto"/>
             </w:pPr>
             <w:r>
               <w:rPr>
@@ -5015,7 +5015,7 @@
           </w:tcPr>
           <w:p>
             <w:pPr>
-              <w:spacing w:before="40" w:after="40"/>
+              <w:spacing w:before="0" w:after="0" w:line="240" w:lineRule="auto"/>
             </w:pPr>
             <w:r>
               <w:rPr>
@@ -5035,7 +5035,7 @@
           </w:tcPr>
           <w:p>
             <w:pPr>
-              <w:spacing w:before="40" w:after="40"/>
+              <w:spacing w:before="0" w:after="0" w:line="240" w:lineRule="auto"/>
             </w:pPr>
             <w:r>
               <w:rPr>
@@ -5053,7 +5053,7 @@
           </w:tcPr>
           <w:p>
             <w:pPr>
-              <w:spacing w:before="40" w:after="40"/>
+              <w:spacing w:before="0" w:after="0" w:line="240" w:lineRule="auto"/>
             </w:pPr>
             <w:r>
               <w:rPr>
@@ -5071,7 +5071,7 @@
           </w:tcPr>
           <w:p>
             <w:pPr>
-              <w:spacing w:before="40" w:after="40"/>
+              <w:spacing w:before="0" w:after="0" w:line="240" w:lineRule="auto"/>
             </w:pPr>
             <w:r>
               <w:rPr>
@@ -5089,7 +5089,7 @@
           </w:tcPr>
           <w:p>
             <w:pPr>
-              <w:spacing w:before="40" w:after="40"/>
+              <w:spacing w:before="0" w:after="0" w:line="240" w:lineRule="auto"/>
             </w:pPr>
             <w:r>
               <w:rPr>
@@ -5107,7 +5107,7 @@
           </w:tcPr>
           <w:p>
             <w:pPr>
-              <w:spacing w:before="40" w:after="40"/>
+              <w:spacing w:before="0" w:after="0" w:line="240" w:lineRule="auto"/>
             </w:pPr>
             <w:r>
               <w:rPr>
@@ -5125,7 +5125,7 @@
           </w:tcPr>
           <w:p>
             <w:pPr>
-              <w:spacing w:before="40" w:after="40"/>
+              <w:spacing w:before="0" w:after="0" w:line="240" w:lineRule="auto"/>
             </w:pPr>
             <w:r>
               <w:rPr>
@@ -5143,7 +5143,7 @@
           </w:tcPr>
           <w:p>
             <w:pPr>
-              <w:spacing w:before="40" w:after="40"/>
+              <w:spacing w:before="0" w:after="0" w:line="240" w:lineRule="auto"/>
             </w:pPr>
             <w:r>
               <w:rPr>
@@ -5161,7 +5161,7 @@
           </w:tcPr>
           <w:p>
             <w:pPr>
-              <w:spacing w:before="40" w:after="40"/>
+              <w:spacing w:before="0" w:after="0" w:line="240" w:lineRule="auto"/>
             </w:pPr>
             <w:r>
               <w:rPr>
@@ -5179,7 +5179,7 @@
           </w:tcPr>
           <w:p>
             <w:pPr>
-              <w:spacing w:before="40" w:after="40"/>
+              <w:spacing w:before="0" w:after="0" w:line="240" w:lineRule="auto"/>
             </w:pPr>
             <w:r>
               <w:rPr>
@@ -5199,7 +5199,7 @@
           </w:tcPr>
           <w:p>
             <w:pPr>
-              <w:spacing w:before="40" w:after="40"/>
+              <w:spacing w:before="0" w:after="0" w:line="240" w:lineRule="auto"/>
             </w:pPr>
             <w:r>
               <w:rPr>
@@ -5217,7 +5217,7 @@
           </w:tcPr>
           <w:p>
             <w:pPr>
-              <w:spacing w:before="40" w:after="40"/>
+              <w:spacing w:before="0" w:after="0" w:line="240" w:lineRule="auto"/>
             </w:pPr>
             <w:r>
               <w:rPr>
@@ -5235,7 +5235,7 @@
           </w:tcPr>
           <w:p>
             <w:pPr>
-              <w:spacing w:before="40" w:after="40"/>
+              <w:spacing w:before="0" w:after="0" w:line="240" w:lineRule="auto"/>
             </w:pPr>
             <w:r>
               <w:rPr>
@@ -5253,7 +5253,7 @@
           </w:tcPr>
           <w:p>
             <w:pPr>
-              <w:spacing w:before="40" w:after="40"/>
+              <w:spacing w:before="0" w:after="0" w:line="240" w:lineRule="auto"/>
             </w:pPr>
             <w:r>
               <w:rPr>
@@ -5271,7 +5271,7 @@
           </w:tcPr>
           <w:p>
             <w:pPr>
-              <w:spacing w:before="40" w:after="40"/>
+              <w:spacing w:before="0" w:after="0" w:line="240" w:lineRule="auto"/>
             </w:pPr>
             <w:r>
               <w:rPr>
@@ -5289,7 +5289,7 @@
           </w:tcPr>
           <w:p>
             <w:pPr>
-              <w:spacing w:before="40" w:after="40"/>
+              <w:spacing w:before="0" w:after="0" w:line="240" w:lineRule="auto"/>
             </w:pPr>
             <w:r>
               <w:rPr>
@@ -5307,7 +5307,7 @@
           </w:tcPr>
           <w:p>
             <w:pPr>
-              <w:spacing w:before="40" w:after="40"/>
+              <w:spacing w:before="0" w:after="0" w:line="240" w:lineRule="auto"/>
             </w:pPr>
             <w:r>
               <w:rPr>
@@ -5325,7 +5325,7 @@
           </w:tcPr>
           <w:p>
             <w:pPr>
-              <w:spacing w:before="40" w:after="40"/>
+              <w:spacing w:before="0" w:after="0" w:line="240" w:lineRule="auto"/>
             </w:pPr>
             <w:r>
               <w:rPr>
@@ -5343,7 +5343,7 @@
           </w:tcPr>
           <w:p>
             <w:pPr>
-              <w:spacing w:before="40" w:after="40"/>
+              <w:spacing w:before="0" w:after="0" w:line="240" w:lineRule="auto"/>
             </w:pPr>
             <w:r>
               <w:rPr>
@@ -5363,7 +5363,7 @@
           </w:tcPr>
           <w:p>
             <w:pPr>
-              <w:spacing w:before="40" w:after="40"/>
+              <w:spacing w:before="0" w:after="0" w:line="240" w:lineRule="auto"/>
             </w:pPr>
             <w:r>
               <w:rPr>
@@ -5381,7 +5381,7 @@
           </w:tcPr>
           <w:p>
             <w:pPr>
-              <w:spacing w:before="40" w:after="40"/>
+              <w:spacing w:before="0" w:after="0" w:line="240" w:lineRule="auto"/>
             </w:pPr>
             <w:r>
               <w:rPr>
@@ -5399,7 +5399,7 @@
           </w:tcPr>
           <w:p>
             <w:pPr>
-              <w:spacing w:before="40" w:after="40"/>
+              <w:spacing w:before="0" w:after="0" w:line="240" w:lineRule="auto"/>
             </w:pPr>
             <w:r>
               <w:rPr>
@@ -5417,7 +5417,7 @@
           </w:tcPr>
           <w:p>
             <w:pPr>
-              <w:spacing w:before="40" w:after="40"/>
+              <w:spacing w:before="0" w:after="0" w:line="240" w:lineRule="auto"/>
             </w:pPr>
             <w:r>
               <w:rPr>
@@ -5435,7 +5435,7 @@
           </w:tcPr>
           <w:p>
             <w:pPr>
-              <w:spacing w:before="40" w:after="40"/>
+              <w:spacing w:before="0" w:after="0" w:line="240" w:lineRule="auto"/>
             </w:pPr>
             <w:r>
               <w:rPr>
@@ -5453,7 +5453,7 @@
           </w:tcPr>
           <w:p>
             <w:pPr>
-              <w:spacing w:before="40" w:after="40"/>
+              <w:spacing w:before="0" w:after="0" w:line="240" w:lineRule="auto"/>
             </w:pPr>
             <w:r>
               <w:rPr>
@@ -5471,7 +5471,7 @@
           </w:tcPr>
           <w:p>
             <w:pPr>
-              <w:spacing w:before="40" w:after="40"/>
+              <w:spacing w:before="0" w:after="0" w:line="240" w:lineRule="auto"/>
             </w:pPr>
             <w:r>
               <w:rPr>
@@ -5489,7 +5489,7 @@
           </w:tcPr>
           <w:p>
             <w:pPr>
-              <w:spacing w:before="40" w:after="40"/>
+              <w:spacing w:before="0" w:after="0" w:line="240" w:lineRule="auto"/>
             </w:pPr>
             <w:r>
               <w:rPr>
@@ -5507,7 +5507,7 @@
           </w:tcPr>
           <w:p>
             <w:pPr>
-              <w:spacing w:before="40" w:after="40"/>
+              <w:spacing w:before="0" w:after="0" w:line="240" w:lineRule="auto"/>
             </w:pPr>
             <w:r>
               <w:rPr>
@@ -5527,7 +5527,7 @@
           </w:tcPr>
           <w:p>
             <w:pPr>
-              <w:spacing w:before="40" w:after="40"/>
+              <w:spacing w:before="0" w:after="0" w:line="240" w:lineRule="auto"/>
             </w:pPr>
             <w:r>
               <w:rPr>
@@ -5545,7 +5545,7 @@
           </w:tcPr>
           <w:p>
             <w:pPr>
-              <w:spacing w:before="40" w:after="40"/>
+              <w:spacing w:before="0" w:after="0" w:line="240" w:lineRule="auto"/>
             </w:pPr>
             <w:r>
               <w:rPr>
@@ -5563,7 +5563,7 @@
           </w:tcPr>
           <w:p>
             <w:pPr>
-              <w:spacing w:before="40" w:after="40"/>
+              <w:spacing w:before="0" w:after="0" w:line="240" w:lineRule="auto"/>
             </w:pPr>
             <w:r>
               <w:rPr>
@@ -5581,7 +5581,7 @@
           </w:tcPr>
           <w:p>
             <w:pPr>
-              <w:spacing w:before="40" w:after="40"/>
+              <w:spacing w:before="0" w:after="0" w:line="240" w:lineRule="auto"/>
             </w:pPr>
             <w:r>
               <w:rPr>
@@ -5599,7 +5599,7 @@
           </w:tcPr>
           <w:p>
             <w:pPr>
-              <w:spacing w:before="40" w:after="40"/>
+              <w:spacing w:before="0" w:after="0" w:line="240" w:lineRule="auto"/>
             </w:pPr>
             <w:r>
               <w:rPr>
@@ -5617,7 +5617,7 @@
           </w:tcPr>
           <w:p>
             <w:pPr>
-              <w:spacing w:before="40" w:after="40"/>
+              <w:spacing w:before="0" w:after="0" w:line="240" w:lineRule="auto"/>
             </w:pPr>
             <w:r>
               <w:rPr>
@@ -5635,7 +5635,7 @@
           </w:tcPr>
           <w:p>
             <w:pPr>
-              <w:spacing w:before="40" w:after="40"/>
+              <w:spacing w:before="0" w:after="0" w:line="240" w:lineRule="auto"/>
             </w:pPr>
             <w:r>
               <w:rPr>
@@ -5653,7 +5653,7 @@
           </w:tcPr>
           <w:p>
             <w:pPr>
-              <w:spacing w:before="40" w:after="40"/>
+              <w:spacing w:before="0" w:after="0" w:line="240" w:lineRule="auto"/>
             </w:pPr>
             <w:r>
               <w:rPr>
@@ -5671,7 +5671,7 @@
           </w:tcPr>
           <w:p>
             <w:pPr>
-              <w:spacing w:before="40" w:after="40"/>
+              <w:spacing w:before="0" w:after="0" w:line="240" w:lineRule="auto"/>
             </w:pPr>
             <w:r>
               <w:rPr>
@@ -6064,7 +6064,7 @@
           </w:tcPr>
           <w:p>
             <w:pPr>
-              <w:spacing w:before="40" w:after="40"/>
+              <w:spacing w:before="0" w:after="0" w:line="240" w:lineRule="auto"/>
             </w:pPr>
             <w:r>
               <w:rPr>
@@ -6085,7 +6085,7 @@
           </w:tcPr>
           <w:p>
             <w:pPr>
-              <w:spacing w:before="40" w:after="40"/>
+              <w:spacing w:before="0" w:after="0" w:line="240" w:lineRule="auto"/>
             </w:pPr>
             <w:r>
               <w:rPr>
@@ -6107,7 +6107,7 @@
           </w:tcPr>
           <w:p>
             <w:pPr>
-              <w:spacing w:before="40" w:after="40"/>
+              <w:spacing w:before="0" w:after="0" w:line="240" w:lineRule="auto"/>
             </w:pPr>
             <w:r>
               <w:rPr>
@@ -6125,7 +6125,7 @@
           </w:tcPr>
           <w:p>
             <w:pPr>
-              <w:spacing w:before="40" w:after="40"/>
+              <w:spacing w:before="0" w:after="0" w:line="240" w:lineRule="auto"/>
             </w:pPr>
             <w:r>
               <w:rPr>
@@ -6145,7 +6145,7 @@
           </w:tcPr>
           <w:p>
             <w:pPr>
-              <w:spacing w:before="40" w:after="40"/>
+              <w:spacing w:before="0" w:after="0" w:line="240" w:lineRule="auto"/>
             </w:pPr>
             <w:r>
               <w:rPr>
@@ -6163,7 +6163,7 @@
           </w:tcPr>
           <w:p>
             <w:pPr>
-              <w:spacing w:before="40" w:after="40"/>
+              <w:spacing w:before="0" w:after="0" w:line="240" w:lineRule="auto"/>
             </w:pPr>
             <w:r>
               <w:rPr>
@@ -6183,7 +6183,7 @@
           </w:tcPr>
           <w:p>
             <w:pPr>
-              <w:spacing w:before="40" w:after="40"/>
+              <w:spacing w:before="0" w:after="0" w:line="240" w:lineRule="auto"/>
             </w:pPr>
             <w:r>
               <w:rPr>
@@ -6201,7 +6201,7 @@
           </w:tcPr>
           <w:p>
             <w:pPr>
-              <w:spacing w:before="40" w:after="40"/>
+              <w:spacing w:before="0" w:after="0" w:line="240" w:lineRule="auto"/>
             </w:pPr>
             <w:r>
               <w:rPr>
@@ -6221,7 +6221,7 @@
           </w:tcPr>
           <w:p>
             <w:pPr>
-              <w:spacing w:before="40" w:after="40"/>
+              <w:spacing w:before="0" w:after="0" w:line="240" w:lineRule="auto"/>
             </w:pPr>
             <w:r>
               <w:rPr>
@@ -6239,7 +6239,7 @@
           </w:tcPr>
           <w:p>
             <w:pPr>
-              <w:spacing w:before="40" w:after="40"/>
+              <w:spacing w:before="0" w:after="0" w:line="240" w:lineRule="auto"/>
             </w:pPr>
             <w:r>
               <w:rPr>
@@ -6259,7 +6259,7 @@
           </w:tcPr>
           <w:p>
             <w:pPr>
-              <w:spacing w:before="40" w:after="40"/>
+              <w:spacing w:before="0" w:after="0" w:line="240" w:lineRule="auto"/>
             </w:pPr>
             <w:r>
               <w:rPr>
@@ -6277,7 +6277,7 @@
           </w:tcPr>
           <w:p>
             <w:pPr>
-              <w:spacing w:before="40" w:after="40"/>
+              <w:spacing w:before="0" w:after="0" w:line="240" w:lineRule="auto"/>
             </w:pPr>
             <w:r>
               <w:rPr>
@@ -6297,7 +6297,7 @@
           </w:tcPr>
           <w:p>
             <w:pPr>
-              <w:spacing w:before="40" w:after="40"/>
+              <w:spacing w:before="0" w:after="0" w:line="240" w:lineRule="auto"/>
             </w:pPr>
             <w:r>
               <w:rPr>
@@ -6315,7 +6315,7 @@
           </w:tcPr>
           <w:p>
             <w:pPr>
-              <w:spacing w:before="40" w:after="40"/>
+              <w:spacing w:before="0" w:after="0" w:line="240" w:lineRule="auto"/>
             </w:pPr>
             <w:r>
               <w:rPr>
@@ -6335,7 +6335,7 @@
           </w:tcPr>
           <w:p>
             <w:pPr>
-              <w:spacing w:before="40" w:after="40"/>
+              <w:spacing w:before="0" w:after="0" w:line="240" w:lineRule="auto"/>
             </w:pPr>
             <w:r>
               <w:rPr>
@@ -6353,7 +6353,7 @@
           </w:tcPr>
           <w:p>
             <w:pPr>
-              <w:spacing w:before="40" w:after="40"/>
+              <w:spacing w:before="0" w:after="0" w:line="240" w:lineRule="auto"/>
             </w:pPr>
             <w:r>
               <w:rPr>
@@ -6373,7 +6373,7 @@
           </w:tcPr>
           <w:p>
             <w:pPr>
-              <w:spacing w:before="40" w:after="40"/>
+              <w:spacing w:before="0" w:after="0" w:line="240" w:lineRule="auto"/>
             </w:pPr>
             <w:r>
               <w:rPr>
@@ -6391,7 +6391,7 @@
           </w:tcPr>
           <w:p>
             <w:pPr>
-              <w:spacing w:before="40" w:after="40"/>
+              <w:spacing w:before="0" w:after="0" w:line="240" w:lineRule="auto"/>
             </w:pPr>
             <w:r>
               <w:rPr>
@@ -6594,7 +6594,7 @@
     <w:p>
       <w:pPr>
         <w:jc w:val="both"/>
-        <w:spacing w:before="240" w:after="240"/>
+        <w:spacing w:line="480" w:lineRule="auto"/>
       </w:pPr>
       <w:r>
         <w:rPr>
@@ -6610,7 +6610,7 @@
     <w:p>
       <w:pPr>
         <w:jc w:val="both"/>
-        <w:spacing w:before="120" w:after="120"/>
+        <w:spacing w:line="480" w:lineRule="auto"/>
         <w:ind w:firstLine="720"/>
       </w:pPr>
       <w:r>
@@ -6625,7 +6625,7 @@
     <w:p>
       <w:pPr>
         <w:jc w:val="both"/>
-        <w:spacing w:before="120" w:after="120"/>
+        <w:spacing w:line="480" w:lineRule="auto"/>
         <w:ind w:firstLine="720"/>
       </w:pPr>
       <w:r>
@@ -6640,7 +6640,7 @@
     <w:p>
       <w:pPr>
         <w:jc w:val="both"/>
-        <w:spacing w:before="120" w:after="120"/>
+        <w:spacing w:line="480" w:lineRule="auto"/>
         <w:ind w:firstLine="1440"/>
       </w:pPr>
       <w:r>
@@ -6655,7 +6655,7 @@
     <w:p>
       <w:pPr>
         <w:jc w:val="both"/>
-        <w:spacing w:before="120" w:after="120"/>
+        <w:spacing w:line="480" w:lineRule="auto"/>
         <w:ind w:firstLine="1440"/>
       </w:pPr>
       <w:r>
@@ -6670,7 +6670,7 @@
     <w:p>
       <w:pPr>
         <w:jc w:val="both"/>
-        <w:spacing w:before="120" w:after="120"/>
+        <w:spacing w:line="480" w:lineRule="auto"/>
         <w:ind w:firstLine="720"/>
       </w:pPr>
       <w:r>
@@ -6685,7 +6685,7 @@
     <w:p>
       <w:pPr>
         <w:jc w:val="both"/>
-        <w:spacing w:before="240" w:after="240"/>
+        <w:spacing w:line="480" w:lineRule="auto"/>
       </w:pPr>
       <w:r>
         <w:rPr>
@@ -6701,7 +6701,7 @@
     <w:p>
       <w:pPr>
         <w:jc w:val="both"/>
-        <w:spacing w:before="120" w:after="120"/>
+        <w:spacing w:line="480" w:lineRule="auto"/>
         <w:ind w:firstLine="720"/>
       </w:pPr>
       <w:r>
@@ -6716,7 +6716,7 @@
     <w:p>
       <w:pPr>
         <w:jc w:val="both"/>
-        <w:spacing w:before="120" w:after="120"/>
+        <w:spacing w:line="480" w:lineRule="auto"/>
         <w:ind w:firstLine="720"/>
       </w:pPr>
       <w:r>
@@ -6796,7 +6796,7 @@
     <w:p>
       <w:pPr>
         <w:jc w:val="center"/>
-        <w:spacing w:before="240" w:after="240"/>
+        <w:spacing w:line="276" w:lineRule="auto"/>
       </w:pPr>
       <w:r>
         <w:rPr>
@@ -6812,7 +6812,7 @@
     <w:p>
       <w:pPr>
         <w:jc w:val="center"/>
-        <w:spacing w:before="240" w:after="240"/>
+        <w:spacing w:line="276" w:lineRule="auto"/>
       </w:pPr>
       <w:r>
         <w:rPr>
@@ -6828,7 +6828,7 @@
     <w:p>
       <w:pPr>
         <w:jc w:val="both"/>
-        <w:spacing w:before="0" w:after="0"/>
+        <w:spacing w:line="480" w:lineRule="auto"/>
       </w:pPr>
       <w:r>
         <w:rPr>
@@ -6842,7 +6842,7 @@
     <w:p>
       <w:pPr>
         <w:jc w:val="both"/>
-        <w:spacing w:before="240" w:after="120"/>
+        <w:spacing w:line="480" w:lineRule="auto"/>
       </w:pPr>
       <w:r>
         <w:rPr>
@@ -6858,7 +6858,7 @@
     <w:p>
       <w:pPr>
         <w:jc w:val="both"/>
-        <w:spacing w:before="240" w:after="240"/>
+        <w:spacing w:line="480" w:lineRule="auto"/>
         <w:ind w:firstLine="720"/>
       </w:pPr>
       <w:r>
@@ -6873,7 +6873,7 @@
     <w:p>
       <w:pPr>
         <w:jc w:val="both"/>
-        <w:spacing w:before="0" w:after="0"/>
+        <w:spacing w:line="480" w:lineRule="auto"/>
       </w:pPr>
       <w:r>
         <w:rPr>
@@ -6887,7 +6887,7 @@
     <w:p>
       <w:pPr>
         <w:jc w:val="both"/>
-        <w:spacing w:before="120" w:after="120"/>
+        <w:spacing w:line="480" w:lineRule="auto"/>
       </w:pPr>
       <w:r>
         <w:rPr>
@@ -6901,7 +6901,7 @@
     <w:p>
       <w:pPr>
         <w:jc w:val="both"/>
-        <w:spacing w:before="120" w:after="120"/>
+        <w:spacing w:line="480" w:lineRule="auto"/>
       </w:pPr>
       <w:r>
         <w:rPr>
@@ -6915,7 +6915,7 @@
     <w:p>
       <w:pPr>
         <w:jc w:val="both"/>
-        <w:spacing w:before="0" w:after="0"/>
+        <w:spacing w:line="480" w:lineRule="auto"/>
       </w:pPr>
       <w:r>
         <w:rPr>
@@ -6929,7 +6929,7 @@
     <w:p>
       <w:pPr>
         <w:jc w:val="both"/>
-        <w:spacing w:before="120" w:after="120"/>
+        <w:spacing w:line="480" w:lineRule="auto"/>
       </w:pPr>
       <w:r>
         <w:rPr>
@@ -6943,7 +6943,7 @@
     <w:p>
       <w:pPr>
         <w:jc w:val="both"/>
-        <w:spacing w:before="120" w:after="120"/>
+        <w:spacing w:line="480" w:lineRule="auto"/>
       </w:pPr>
       <w:r>
         <w:rPr>
@@ -6957,7 +6957,7 @@
     <w:p>
       <w:pPr>
         <w:jc w:val="both"/>
-        <w:spacing w:before="0" w:after="0"/>
+        <w:spacing w:line="480" w:lineRule="auto"/>
       </w:pPr>
       <w:r>
         <w:rPr>
@@ -6971,7 +6971,7 @@
     <w:p>
       <w:pPr>
         <w:jc w:val="both"/>
-        <w:spacing w:before="120" w:after="120"/>
+        <w:spacing w:line="480" w:lineRule="auto"/>
       </w:pPr>
       <w:r>
         <w:rPr>
@@ -6985,7 +6985,7 @@
     <w:p>
       <w:pPr>
         <w:jc w:val="both"/>
-        <w:spacing w:before="0" w:after="0"/>
+        <w:spacing w:line="480" w:lineRule="auto"/>
       </w:pPr>
       <w:r>
         <w:rPr>
@@ -6999,7 +6999,7 @@
     <w:p>
       <w:pPr>
         <w:jc w:val="both"/>
-        <w:spacing w:before="120" w:after="120"/>
+        <w:spacing w:line="480" w:lineRule="auto"/>
       </w:pPr>
       <w:r>
         <w:rPr>
@@ -7013,7 +7013,7 @@
     <w:p>
       <w:pPr>
         <w:jc w:val="both"/>
-        <w:spacing w:before="0" w:after="0"/>
+        <w:spacing w:line="480" w:lineRule="auto"/>
       </w:pPr>
       <w:r>
         <w:rPr>
@@ -7027,7 +7027,7 @@
     <w:p>
       <w:pPr>
         <w:jc w:val="both"/>
-        <w:spacing w:before="120" w:after="120"/>
+        <w:spacing w:line="480" w:lineRule="auto"/>
       </w:pPr>
       <w:r>
         <w:rPr>
@@ -7041,7 +7041,7 @@
     <w:p>
       <w:pPr>
         <w:jc w:val="both"/>
-        <w:spacing w:before="0" w:after="0"/>
+        <w:spacing w:line="480" w:lineRule="auto"/>
       </w:pPr>
       <w:r>
         <w:rPr>
@@ -7055,7 +7055,7 @@
     <w:p>
       <w:pPr>
         <w:jc w:val="both"/>
-        <w:spacing w:before="120" w:after="120"/>
+        <w:spacing w:line="480" w:lineRule="auto"/>
       </w:pPr>
       <w:r>
         <w:rPr>
@@ -7069,7 +7069,7 @@
     <w:p>
       <w:pPr>
         <w:jc w:val="both"/>
-        <w:spacing w:before="0" w:after="0"/>
+        <w:spacing w:line="480" w:lineRule="auto"/>
       </w:pPr>
       <w:r>
         <w:rPr>
@@ -7083,7 +7083,7 @@
     <w:p>
       <w:pPr>
         <w:jc w:val="both"/>
-        <w:spacing w:before="0" w:after="0"/>
+        <w:spacing w:line="480" w:lineRule="auto"/>
       </w:pPr>
       <w:r>
         <w:rPr>
@@ -7097,7 +7097,7 @@
     <w:p>
       <w:pPr>
         <w:jc w:val="both"/>
-        <w:spacing w:before="240" w:after="120"/>
+        <w:spacing w:line="480" w:lineRule="auto"/>
       </w:pPr>
       <w:r>
         <w:rPr>
@@ -7113,7 +7113,7 @@
     <w:p>
       <w:pPr>
         <w:jc w:val="both"/>
-        <w:spacing w:before="240" w:after="240"/>
+        <w:spacing w:line="480" w:lineRule="auto"/>
         <w:ind w:firstLine="720"/>
       </w:pPr>
       <w:r>
@@ -7128,7 +7128,7 @@
     <w:p>
       <w:pPr>
         <w:jc w:val="both"/>
-        <w:spacing w:before="0" w:after="0"/>
+        <w:spacing w:line="480" w:lineRule="auto"/>
       </w:pPr>
       <w:r>
         <w:rPr>
@@ -7142,7 +7142,7 @@
     <w:p>
       <w:pPr>
         <w:jc w:val="both"/>
-        <w:spacing w:before="120" w:after="120"/>
+        <w:spacing w:line="480" w:lineRule="auto"/>
       </w:pPr>
       <w:r>
         <w:rPr>
@@ -7156,7 +7156,7 @@
     <w:p>
       <w:pPr>
         <w:jc w:val="both"/>
-        <w:spacing w:before="120" w:after="120"/>
+        <w:spacing w:line="480" w:lineRule="auto"/>
       </w:pPr>
       <w:r>
         <w:rPr>
@@ -7170,7 +7170,7 @@
     <w:p>
       <w:pPr>
         <w:jc w:val="both"/>
-        <w:spacing w:before="0" w:after="0"/>
+        <w:spacing w:line="480" w:lineRule="auto"/>
       </w:pPr>
       <w:r>
         <w:rPr>
@@ -7184,7 +7184,7 @@
     <w:p>
       <w:pPr>
         <w:jc w:val="both"/>
-        <w:spacing w:before="120" w:after="120"/>
+        <w:spacing w:line="480" w:lineRule="auto"/>
       </w:pPr>
       <w:r>
         <w:rPr>
@@ -7198,7 +7198,7 @@
     <w:p>
       <w:pPr>
         <w:jc w:val="both"/>
-        <w:spacing w:before="120" w:after="120"/>
+        <w:spacing w:line="480" w:lineRule="auto"/>
       </w:pPr>
       <w:r>
         <w:rPr>
@@ -7212,7 +7212,7 @@
     <w:p>
       <w:pPr>
         <w:jc w:val="both"/>
-        <w:spacing w:before="0" w:after="0"/>
+        <w:spacing w:line="480" w:lineRule="auto"/>
       </w:pPr>
       <w:r>
         <w:rPr>
@@ -7226,7 +7226,7 @@
     <w:p>
       <w:pPr>
         <w:jc w:val="both"/>
-        <w:spacing w:before="120" w:after="120"/>
+        <w:spacing w:line="480" w:lineRule="auto"/>
       </w:pPr>
       <w:r>
         <w:rPr>
@@ -7240,7 +7240,7 @@
     <w:p>
       <w:pPr>
         <w:jc w:val="both"/>
-        <w:spacing w:before="0" w:after="0"/>
+        <w:spacing w:line="480" w:lineRule="auto"/>
       </w:pPr>
       <w:r>
         <w:rPr>
@@ -7254,7 +7254,7 @@
     <w:p>
       <w:pPr>
         <w:jc w:val="both"/>
-        <w:spacing w:before="120" w:after="120"/>
+        <w:spacing w:line="480" w:lineRule="auto"/>
       </w:pPr>
       <w:r>
         <w:rPr>
@@ -7268,7 +7268,7 @@
     <w:p>
       <w:pPr>
         <w:jc w:val="both"/>
-        <w:spacing w:before="0" w:after="0"/>
+        <w:spacing w:line="480" w:lineRule="auto"/>
       </w:pPr>
       <w:r>
         <w:rPr>
@@ -7282,7 +7282,7 @@
     <w:p>
       <w:pPr>
         <w:jc w:val="both"/>
-        <w:spacing w:before="120" w:after="120"/>
+        <w:spacing w:line="480" w:lineRule="auto"/>
       </w:pPr>
       <w:r>
         <w:rPr>
@@ -7296,7 +7296,7 @@
     <w:p>
       <w:pPr>
         <w:jc w:val="both"/>
-        <w:spacing w:before="0" w:after="0"/>
+        <w:spacing w:line="480" w:lineRule="auto"/>
       </w:pPr>
       <w:r>
         <w:rPr>
@@ -7310,7 +7310,7 @@
     <w:p>
       <w:pPr>
         <w:jc w:val="both"/>
-        <w:spacing w:before="120" w:after="120"/>
+        <w:spacing w:line="480" w:lineRule="auto"/>
       </w:pPr>
       <w:r>
         <w:rPr>
@@ -7456,7 +7456,7 @@
     <w:p>
       <w:pPr>
         <w:jc w:val="center"/>
-        <w:spacing w:before="240" w:after="240"/>
+        <w:spacing w:line="276" w:lineRule="auto"/>
       </w:pPr>
       <w:r>
         <w:rPr>
@@ -7472,7 +7472,7 @@
     <w:p>
       <w:pPr>
         <w:jc w:val="both"/>
-        <w:spacing w:before="0" w:after="0"/>
+        <w:spacing w:line="480" w:lineRule="auto"/>
       </w:pPr>
       <w:r>
         <w:rPr>
@@ -7486,7 +7486,7 @@
     <w:p>
       <w:pPr>
         <w:jc w:val="both"/>
-        <w:spacing w:before="120" w:after="120"/>
+        <w:spacing w:line="480" w:lineRule="auto"/>
       </w:pPr>
       <w:r>
         <w:rPr>
@@ -7500,7 +7500,7 @@
     <w:p>
       <w:pPr>
         <w:jc w:val="both"/>
-        <w:spacing w:before="120" w:after="120"/>
+        <w:spacing w:line="480" w:lineRule="auto"/>
       </w:pPr>
       <w:r>
         <w:rPr>
@@ -7514,7 +7514,7 @@
     <w:p>
       <w:pPr>
         <w:jc w:val="both"/>
-        <w:spacing w:before="120" w:after="120"/>
+        <w:spacing w:line="480" w:lineRule="auto"/>
       </w:pPr>
       <w:r>
         <w:rPr>
@@ -7528,7 +7528,7 @@
     <w:p>
       <w:pPr>
         <w:jc w:val="both"/>
-        <w:spacing w:before="120" w:after="120"/>
+        <w:spacing w:line="480" w:lineRule="auto"/>
       </w:pPr>
       <w:r>
         <w:rPr>
@@ -7542,7 +7542,7 @@
     <w:p>
       <w:pPr>
         <w:jc w:val="both"/>
-        <w:spacing w:before="120" w:after="120"/>
+        <w:spacing w:line="480" w:lineRule="auto"/>
       </w:pPr>
       <w:r>
         <w:rPr>
@@ -7561,7 +7561,7 @@
     <w:p>
       <w:pPr>
         <w:jc w:val="center"/>
-        <w:spacing w:before="240" w:after="240"/>
+        <w:spacing w:line="276" w:lineRule="auto"/>
       </w:pPr>
       <w:r>
         <w:rPr>
@@ -7577,7 +7577,7 @@
     <w:p>
       <w:pPr>
         <w:jc w:val="both"/>
-        <w:spacing w:before="0" w:after="0"/>
+        <w:spacing w:line="480" w:lineRule="auto"/>
       </w:pPr>
       <w:r>
         <w:rPr>
@@ -7591,7 +7591,7 @@
     <w:p>
       <w:pPr>
         <w:jc w:val="both"/>
-        <w:spacing w:before="120" w:after="120"/>
+        <w:spacing w:line="480" w:lineRule="auto"/>
       </w:pPr>
       <w:r>
         <w:rPr>
@@ -7605,7 +7605,7 @@
     <w:p>
       <w:pPr>
         <w:jc w:val="both"/>
-        <w:spacing w:before="120" w:after="120"/>
+        <w:spacing w:line="480" w:lineRule="auto"/>
       </w:pPr>
       <w:r>
         <w:rPr>
@@ -7619,7 +7619,7 @@
     <w:p>
       <w:pPr>
         <w:jc w:val="both"/>
-        <w:spacing w:before="120" w:after="120"/>
+        <w:spacing w:line="480" w:lineRule="auto"/>
       </w:pPr>
       <w:r>
         <w:rPr>
@@ -7633,7 +7633,7 @@
     <w:p>
       <w:pPr>
         <w:jc w:val="both"/>
-        <w:spacing w:before="120" w:after="120"/>
+        <w:spacing w:line="480" w:lineRule="auto"/>
       </w:pPr>
       <w:r>
         <w:rPr>
@@ -12117,7 +12117,7 @@
     <w:p>
       <w:pPr>
         <w:jc w:val="center"/>
-        <w:spacing w:before="240" w:after="240"/>
+        <w:spacing w:line="276" w:lineRule="auto"/>
       </w:pPr>
       <w:r>
         <w:rPr>
@@ -12133,7 +12133,7 @@
     <w:p>
       <w:pPr>
         <w:jc w:val="center"/>
-        <w:spacing w:before="240" w:after="240"/>
+        <w:spacing w:line="276" w:lineRule="auto"/>
       </w:pPr>
       <w:r>
         <w:rPr>
@@ -12149,7 +12149,7 @@
     <w:p>
       <w:pPr>
         <w:jc w:val="both"/>
-        <w:spacing w:before="240" w:after="240"/>
+        <w:spacing w:line="480" w:lineRule="auto"/>
         <w:ind w:firstLine="720"/>
       </w:pPr>
       <w:r>
@@ -12164,7 +12164,7 @@
     <w:p>
       <w:pPr>
         <w:jc w:val="both"/>
-        <w:spacing w:before="240" w:after="120"/>
+        <w:spacing w:line="480" w:lineRule="auto"/>
       </w:pPr>
       <w:r>
         <w:rPr>
@@ -12180,7 +12180,7 @@
     <w:p>
       <w:pPr>
         <w:jc w:val="both"/>
-        <w:spacing w:before="120" w:after="120"/>
+        <w:spacing w:line="480" w:lineRule="auto"/>
         <w:ind w:firstLine="720"/>
       </w:pPr>
       <w:r>
@@ -12197,7 +12197,7 @@
     <w:p>
       <w:pPr>
         <w:jc w:val="both"/>
-        <w:spacing w:before="240" w:after="240"/>
+        <w:spacing w:line="480" w:lineRule="auto"/>
         <w:ind w:firstLine="720"/>
       </w:pPr>
       <w:r>
@@ -12212,7 +12212,7 @@
     <w:p>
       <w:pPr>
         <w:jc w:val="both"/>
-        <w:spacing w:before="240" w:after="240"/>
+        <w:spacing w:line="480" w:lineRule="auto"/>
         <w:ind w:firstLine="720"/>
       </w:pPr>
       <w:r>
@@ -12227,7 +12227,7 @@
     <w:p>
       <w:pPr>
         <w:jc w:val="both"/>
-        <w:spacing w:before="240" w:after="240"/>
+        <w:spacing w:line="480" w:lineRule="auto"/>
         <w:ind w:firstLine="720"/>
       </w:pPr>
       <w:r>
@@ -12242,7 +12242,7 @@
     <w:p>
       <w:pPr>
         <w:jc w:val="both"/>
-        <w:spacing w:before="240" w:after="120"/>
+        <w:spacing w:line="480" w:lineRule="auto"/>
       </w:pPr>
       <w:r>
         <w:rPr>
@@ -12258,7 +12258,7 @@
     <w:p>
       <w:pPr>
         <w:jc w:val="both"/>
-        <w:spacing w:before="240" w:after="240"/>
+        <w:spacing w:line="480" w:lineRule="auto"/>
         <w:ind w:firstLine="720"/>
       </w:pPr>
       <w:r>
@@ -12273,7 +12273,7 @@
     <w:p>
       <w:pPr>
         <w:jc w:val="both"/>
-        <w:spacing w:before="240" w:after="120"/>
+        <w:spacing w:line="480" w:lineRule="auto"/>
       </w:pPr>
       <w:r>
         <w:rPr>
@@ -12289,7 +12289,7 @@
     <w:p>
       <w:pPr>
         <w:jc w:val="both"/>
-        <w:spacing w:before="240" w:after="240"/>
+        <w:spacing w:line="480" w:lineRule="auto"/>
         <w:ind w:firstLine="720"/>
       </w:pPr>
       <w:r>
@@ -12304,7 +12304,7 @@
     <w:p>
       <w:pPr>
         <w:jc w:val="center"/>
-        <w:spacing w:before="240" w:after="120"/>
+        <w:spacing w:line="480" w:lineRule="auto"/>
       </w:pPr>
       <w:r>
         <w:rPr>
@@ -12348,7 +12348,7 @@
           </w:tcPr>
           <w:p>
             <w:pPr>
-              <w:spacing w:before="40" w:after="40"/>
+              <w:spacing w:before="0" w:after="0" w:line="240" w:lineRule="auto"/>
             </w:pPr>
             <w:r>
               <w:rPr>
@@ -12369,7 +12369,7 @@
           </w:tcPr>
           <w:p>
             <w:pPr>
-              <w:spacing w:before="40" w:after="40"/>
+              <w:spacing w:before="0" w:after="0" w:line="240" w:lineRule="auto"/>
             </w:pPr>
             <w:r>
               <w:rPr>
@@ -12390,7 +12390,7 @@
           </w:tcPr>
           <w:p>
             <w:pPr>
-              <w:spacing w:before="40" w:after="40"/>
+              <w:spacing w:before="0" w:after="0" w:line="240" w:lineRule="auto"/>
             </w:pPr>
             <w:r>
               <w:rPr>
@@ -12411,7 +12411,7 @@
           </w:tcPr>
           <w:p>
             <w:pPr>
-              <w:spacing w:before="40" w:after="40"/>
+              <w:spacing w:before="0" w:after="0" w:line="240" w:lineRule="auto"/>
             </w:pPr>
             <w:r>
               <w:rPr>
@@ -12432,7 +12432,7 @@
           </w:tcPr>
           <w:p>
             <w:pPr>
-              <w:spacing w:before="40" w:after="40"/>
+              <w:spacing w:before="0" w:after="0" w:line="240" w:lineRule="auto"/>
             </w:pPr>
             <w:r>
               <w:rPr>
@@ -12453,7 +12453,7 @@
           </w:tcPr>
           <w:p>
             <w:pPr>
-              <w:spacing w:before="40" w:after="40"/>
+              <w:spacing w:before="0" w:after="0" w:line="240" w:lineRule="auto"/>
             </w:pPr>
             <w:r>
               <w:rPr>
@@ -12474,7 +12474,7 @@
           </w:tcPr>
           <w:p>
             <w:pPr>
-              <w:spacing w:before="40" w:after="40"/>
+              <w:spacing w:before="0" w:after="0" w:line="240" w:lineRule="auto"/>
             </w:pPr>
             <w:r>
               <w:rPr>
@@ -12495,7 +12495,7 @@
           </w:tcPr>
           <w:p>
             <w:pPr>
-              <w:spacing w:before="40" w:after="40"/>
+              <w:spacing w:before="0" w:after="0" w:line="240" w:lineRule="auto"/>
             </w:pPr>
             <w:r>
               <w:rPr>
@@ -12517,7 +12517,7 @@
           </w:tcPr>
           <w:p>
             <w:pPr>
-              <w:spacing w:before="40" w:after="40"/>
+              <w:spacing w:before="0" w:after="0" w:line="240" w:lineRule="auto"/>
             </w:pPr>
             <w:r>
               <w:rPr>
@@ -12535,7 +12535,7 @@
           </w:tcPr>
           <w:p>
             <w:pPr>
-              <w:spacing w:before="40" w:after="40"/>
+              <w:spacing w:before="0" w:after="0" w:line="240" w:lineRule="auto"/>
             </w:pPr>
             <w:r>
               <w:rPr>
@@ -12553,7 +12553,7 @@
           </w:tcPr>
           <w:p>
             <w:pPr>
-              <w:spacing w:before="40" w:after="40"/>
+              <w:spacing w:before="0" w:after="0" w:line="240" w:lineRule="auto"/>
             </w:pPr>
             <w:r>
               <w:rPr>
@@ -12571,7 +12571,7 @@
           </w:tcPr>
           <w:p>
             <w:pPr>
-              <w:spacing w:before="40" w:after="40"/>
+              <w:spacing w:before="0" w:after="0" w:line="240" w:lineRule="auto"/>
             </w:pPr>
             <w:r>
               <w:rPr>
@@ -12589,7 +12589,7 @@
           </w:tcPr>
           <w:p>
             <w:pPr>
-              <w:spacing w:before="40" w:after="40"/>
+              <w:spacing w:before="0" w:after="0" w:line="240" w:lineRule="auto"/>
             </w:pPr>
             <w:r>
               <w:rPr>
@@ -12607,7 +12607,7 @@
           </w:tcPr>
           <w:p>
             <w:pPr>
-              <w:spacing w:before="40" w:after="40"/>
+              <w:spacing w:before="0" w:after="0" w:line="240" w:lineRule="auto"/>
             </w:pPr>
             <w:r>
               <w:rPr>
@@ -12625,7 +12625,7 @@
           </w:tcPr>
           <w:p>
             <w:pPr>
-              <w:spacing w:before="40" w:after="40"/>
+              <w:spacing w:before="0" w:after="0" w:line="240" w:lineRule="auto"/>
             </w:pPr>
             <w:r>
               <w:rPr>
@@ -12643,7 +12643,7 @@
           </w:tcPr>
           <w:p>
             <w:pPr>
-              <w:spacing w:before="40" w:after="40"/>
+              <w:spacing w:before="0" w:after="0" w:line="240" w:lineRule="auto"/>
             </w:pPr>
             <w:r>
               <w:rPr>
@@ -12663,7 +12663,7 @@
           </w:tcPr>
           <w:p>
             <w:pPr>
-              <w:spacing w:before="40" w:after="40"/>
+              <w:spacing w:before="0" w:after="0" w:line="240" w:lineRule="auto"/>
             </w:pPr>
             <w:r>
               <w:rPr>
@@ -12681,7 +12681,7 @@
           </w:tcPr>
           <w:p>
             <w:pPr>
-              <w:spacing w:before="40" w:after="40"/>
+              <w:spacing w:before="0" w:after="0" w:line="240" w:lineRule="auto"/>
             </w:pPr>
             <w:r>
               <w:rPr>
@@ -12699,7 +12699,7 @@
           </w:tcPr>
           <w:p>
             <w:pPr>
-              <w:spacing w:before="40" w:after="40"/>
+              <w:spacing w:before="0" w:after="0" w:line="240" w:lineRule="auto"/>
             </w:pPr>
             <w:r>
               <w:rPr>
@@ -12717,7 +12717,7 @@
           </w:tcPr>
           <w:p>
             <w:pPr>
-              <w:spacing w:before="40" w:after="40"/>
+              <w:spacing w:before="0" w:after="0" w:line="240" w:lineRule="auto"/>
             </w:pPr>
             <w:r>
               <w:rPr>
@@ -12735,7 +12735,7 @@
           </w:tcPr>
           <w:p>
             <w:pPr>
-              <w:spacing w:before="40" w:after="40"/>
+              <w:spacing w:before="0" w:after="0" w:line="240" w:lineRule="auto"/>
             </w:pPr>
             <w:r>
               <w:rPr>
@@ -12753,7 +12753,7 @@
           </w:tcPr>
           <w:p>
             <w:pPr>
-              <w:spacing w:before="40" w:after="40"/>
+              <w:spacing w:before="0" w:after="0" w:line="240" w:lineRule="auto"/>
             </w:pPr>
             <w:r>
               <w:rPr>
@@ -12771,7 +12771,7 @@
           </w:tcPr>
           <w:p>
             <w:pPr>
-              <w:spacing w:before="40" w:after="40"/>
+              <w:spacing w:before="0" w:after="0" w:line="240" w:lineRule="auto"/>
             </w:pPr>
             <w:r>
               <w:rPr>
@@ -12789,7 +12789,7 @@
           </w:tcPr>
           <w:p>
             <w:pPr>
-              <w:spacing w:before="40" w:after="40"/>
+              <w:spacing w:before="0" w:after="0" w:line="240" w:lineRule="auto"/>
             </w:pPr>
             <w:r>
               <w:rPr>
@@ -12809,7 +12809,7 @@
           </w:tcPr>
           <w:p>
             <w:pPr>
-              <w:spacing w:before="40" w:after="40"/>
+              <w:spacing w:before="0" w:after="0" w:line="240" w:lineRule="auto"/>
             </w:pPr>
             <w:r>
               <w:rPr>
@@ -12827,7 +12827,7 @@
           </w:tcPr>
           <w:p>
             <w:pPr>
-              <w:spacing w:before="40" w:after="40"/>
+              <w:spacing w:before="0" w:after="0" w:line="240" w:lineRule="auto"/>
             </w:pPr>
             <w:r>
               <w:rPr>
@@ -12845,7 +12845,7 @@
           </w:tcPr>
           <w:p>
             <w:pPr>
-              <w:spacing w:before="40" w:after="40"/>
+              <w:spacing w:before="0" w:after="0" w:line="240" w:lineRule="auto"/>
             </w:pPr>
             <w:r>
               <w:rPr>
@@ -12863,7 +12863,7 @@
           </w:tcPr>
           <w:p>
             <w:pPr>
-              <w:spacing w:before="40" w:after="40"/>
+              <w:spacing w:before="0" w:after="0" w:line="240" w:lineRule="auto"/>
             </w:pPr>
             <w:r>
               <w:rPr>
@@ -12881,7 +12881,7 @@
           </w:tcPr>
           <w:p>
             <w:pPr>
-              <w:spacing w:before="40" w:after="40"/>
+              <w:spacing w:before="0" w:after="0" w:line="240" w:lineRule="auto"/>
             </w:pPr>
             <w:r>
               <w:rPr>
@@ -12899,7 +12899,7 @@
           </w:tcPr>
           <w:p>
             <w:pPr>
-              <w:spacing w:before="40" w:after="40"/>
+              <w:spacing w:before="0" w:after="0" w:line="240" w:lineRule="auto"/>
             </w:pPr>
             <w:r>
               <w:rPr>
@@ -12917,7 +12917,7 @@
           </w:tcPr>
           <w:p>
             <w:pPr>
-              <w:spacing w:before="40" w:after="40"/>
+              <w:spacing w:before="0" w:after="0" w:line="240" w:lineRule="auto"/>
             </w:pPr>
             <w:r>
               <w:rPr>
@@ -12935,7 +12935,7 @@
           </w:tcPr>
           <w:p>
             <w:pPr>
-              <w:spacing w:before="40" w:after="40"/>
+              <w:spacing w:before="0" w:after="0" w:line="240" w:lineRule="auto"/>
             </w:pPr>
             <w:r>
               <w:rPr>
@@ -12955,7 +12955,7 @@
           </w:tcPr>
           <w:p>
             <w:pPr>
-              <w:spacing w:before="40" w:after="40"/>
+              <w:spacing w:before="0" w:after="0" w:line="240" w:lineRule="auto"/>
             </w:pPr>
             <w:r>
               <w:rPr>
@@ -12973,7 +12973,7 @@
           </w:tcPr>
           <w:p>
             <w:pPr>
-              <w:spacing w:before="40" w:after="40"/>
+              <w:spacing w:before="0" w:after="0" w:line="240" w:lineRule="auto"/>
             </w:pPr>
             <w:r>
               <w:rPr>
@@ -12991,7 +12991,7 @@
           </w:tcPr>
           <w:p>
             <w:pPr>
-              <w:spacing w:before="40" w:after="40"/>
+              <w:spacing w:before="0" w:after="0" w:line="240" w:lineRule="auto"/>
             </w:pPr>
             <w:r>
               <w:rPr>
@@ -13009,7 +13009,7 @@
           </w:tcPr>
           <w:p>
             <w:pPr>
-              <w:spacing w:before="40" w:after="40"/>
+              <w:spacing w:before="0" w:after="0" w:line="240" w:lineRule="auto"/>
             </w:pPr>
             <w:r>
               <w:rPr>
@@ -13027,7 +13027,7 @@
           </w:tcPr>
           <w:p>
             <w:pPr>
-              <w:spacing w:before="40" w:after="40"/>
+              <w:spacing w:before="0" w:after="0" w:line="240" w:lineRule="auto"/>
             </w:pPr>
             <w:r>
               <w:rPr>
@@ -13045,7 +13045,7 @@
           </w:tcPr>
           <w:p>
             <w:pPr>
-              <w:spacing w:before="40" w:after="40"/>
+              <w:spacing w:before="0" w:after="0" w:line="240" w:lineRule="auto"/>
             </w:pPr>
             <w:r>
               <w:rPr>
@@ -13063,7 +13063,7 @@
           </w:tcPr>
           <w:p>
             <w:pPr>
-              <w:spacing w:before="40" w:after="40"/>
+              <w:spacing w:before="0" w:after="0" w:line="240" w:lineRule="auto"/>
             </w:pPr>
             <w:r>
               <w:rPr>
@@ -13081,7 +13081,7 @@
           </w:tcPr>
           <w:p>
             <w:pPr>
-              <w:spacing w:before="40" w:after="40"/>
+              <w:spacing w:before="0" w:after="0" w:line="240" w:lineRule="auto"/>
             </w:pPr>
             <w:r>
               <w:rPr>
@@ -13101,7 +13101,7 @@
           </w:tcPr>
           <w:p>
             <w:pPr>
-              <w:spacing w:before="40" w:after="40"/>
+              <w:spacing w:before="0" w:after="0" w:line="240" w:lineRule="auto"/>
             </w:pPr>
             <w:r>
               <w:rPr>
@@ -13119,7 +13119,7 @@
           </w:tcPr>
           <w:p>
             <w:pPr>
-              <w:spacing w:before="40" w:after="40"/>
+              <w:spacing w:before="0" w:after="0" w:line="240" w:lineRule="auto"/>
             </w:pPr>
             <w:r>
               <w:rPr>
@@ -13137,7 +13137,7 @@
           </w:tcPr>
           <w:p>
             <w:pPr>
-              <w:spacing w:before="40" w:after="40"/>
+              <w:spacing w:before="0" w:after="0" w:line="240" w:lineRule="auto"/>
             </w:pPr>
             <w:r>
               <w:rPr>
@@ -13155,7 +13155,7 @@
           </w:tcPr>
           <w:p>
             <w:pPr>
-              <w:spacing w:before="40" w:after="40"/>
+              <w:spacing w:before="0" w:after="0" w:line="240" w:lineRule="auto"/>
             </w:pPr>
             <w:r>
               <w:rPr>
@@ -13173,7 +13173,7 @@
           </w:tcPr>
           <w:p>
             <w:pPr>
-              <w:spacing w:before="40" w:after="40"/>
+              <w:spacing w:before="0" w:after="0" w:line="240" w:lineRule="auto"/>
             </w:pPr>
             <w:r>
               <w:rPr>
@@ -13191,7 +13191,7 @@
           </w:tcPr>
           <w:p>
             <w:pPr>
-              <w:spacing w:before="40" w:after="40"/>
+              <w:spacing w:before="0" w:after="0" w:line="240" w:lineRule="auto"/>
             </w:pPr>
             <w:r>
               <w:rPr>
@@ -13209,7 +13209,7 @@
           </w:tcPr>
           <w:p>
             <w:pPr>
-              <w:spacing w:before="40" w:after="40"/>
+              <w:spacing w:before="0" w:after="0" w:line="240" w:lineRule="auto"/>
             </w:pPr>
             <w:r>
               <w:rPr>
@@ -13227,7 +13227,7 @@
           </w:tcPr>
           <w:p>
             <w:pPr>
-              <w:spacing w:before="40" w:after="40"/>
+              <w:spacing w:before="0" w:after="0" w:line="240" w:lineRule="auto"/>
             </w:pPr>
             <w:r>
               <w:rPr>
@@ -13247,7 +13247,7 @@
           </w:tcPr>
           <w:p>
             <w:pPr>
-              <w:spacing w:before="40" w:after="40"/>
+              <w:spacing w:before="0" w:after="0" w:line="240" w:lineRule="auto"/>
             </w:pPr>
             <w:r>
               <w:rPr>
@@ -13265,7 +13265,7 @@
           </w:tcPr>
           <w:p>
             <w:pPr>
-              <w:spacing w:before="40" w:after="40"/>
+              <w:spacing w:before="0" w:after="0" w:line="240" w:lineRule="auto"/>
             </w:pPr>
             <w:r>
               <w:rPr>
@@ -13283,7 +13283,7 @@
           </w:tcPr>
           <w:p>
             <w:pPr>
-              <w:spacing w:before="40" w:after="40"/>
+              <w:spacing w:before="0" w:after="0" w:line="240" w:lineRule="auto"/>
             </w:pPr>
             <w:r>
               <w:rPr>
@@ -13301,7 +13301,7 @@
           </w:tcPr>
           <w:p>
             <w:pPr>
-              <w:spacing w:before="40" w:after="40"/>
+              <w:spacing w:before="0" w:after="0" w:line="240" w:lineRule="auto"/>
             </w:pPr>
             <w:r>
               <w:rPr>
@@ -13319,7 +13319,7 @@
           </w:tcPr>
           <w:p>
             <w:pPr>
-              <w:spacing w:before="40" w:after="40"/>
+              <w:spacing w:before="0" w:after="0" w:line="240" w:lineRule="auto"/>
             </w:pPr>
             <w:r>
               <w:rPr>
@@ -13337,7 +13337,7 @@
           </w:tcPr>
           <w:p>
             <w:pPr>
-              <w:spacing w:before="40" w:after="40"/>
+              <w:spacing w:before="0" w:after="0" w:line="240" w:lineRule="auto"/>
             </w:pPr>
             <w:r>
               <w:rPr>
@@ -13355,7 +13355,7 @@
           </w:tcPr>
           <w:p>
             <w:pPr>
-              <w:spacing w:before="40" w:after="40"/>
+              <w:spacing w:before="0" w:after="0" w:line="240" w:lineRule="auto"/>
             </w:pPr>
             <w:r>
               <w:rPr>
@@ -13373,7 +13373,7 @@
           </w:tcPr>
           <w:p>
             <w:pPr>
-              <w:spacing w:before="40" w:after="40"/>
+              <w:spacing w:before="0" w:after="0" w:line="240" w:lineRule="auto"/>
             </w:pPr>
             <w:r>
               <w:rPr>
@@ -13393,7 +13393,7 @@
           </w:tcPr>
           <w:p>
             <w:pPr>
-              <w:spacing w:before="40" w:after="40"/>
+              <w:spacing w:before="0" w:after="0" w:line="240" w:lineRule="auto"/>
             </w:pPr>
             <w:r>
               <w:rPr>
@@ -13411,7 +13411,7 @@
           </w:tcPr>
           <w:p>
             <w:pPr>
-              <w:spacing w:before="40" w:after="40"/>
+              <w:spacing w:before="0" w:after="0" w:line="240" w:lineRule="auto"/>
             </w:pPr>
             <w:r>
               <w:rPr>
@@ -13429,7 +13429,7 @@
           </w:tcPr>
           <w:p>
             <w:pPr>
-              <w:spacing w:before="40" w:after="40"/>
+              <w:spacing w:before="0" w:after="0" w:line="240" w:lineRule="auto"/>
             </w:pPr>
             <w:r>
               <w:rPr>
@@ -13447,7 +13447,7 @@
           </w:tcPr>
           <w:p>
             <w:pPr>
-              <w:spacing w:before="40" w:after="40"/>
+              <w:spacing w:before="0" w:after="0" w:line="240" w:lineRule="auto"/>
             </w:pPr>
             <w:r>
               <w:rPr>
@@ -13465,7 +13465,7 @@
           </w:tcPr>
           <w:p>
             <w:pPr>
-              <w:spacing w:before="40" w:after="40"/>
+              <w:spacing w:before="0" w:after="0" w:line="240" w:lineRule="auto"/>
             </w:pPr>
             <w:r>
               <w:rPr>
@@ -13483,7 +13483,7 @@
           </w:tcPr>
           <w:p>
             <w:pPr>
-              <w:spacing w:before="40" w:after="40"/>
+              <w:spacing w:before="0" w:after="0" w:line="240" w:lineRule="auto"/>
             </w:pPr>
             <w:r>
               <w:rPr>
@@ -13501,7 +13501,7 @@
           </w:tcPr>
           <w:p>
             <w:pPr>
-              <w:spacing w:before="40" w:after="40"/>
+              <w:spacing w:before="0" w:after="0" w:line="240" w:lineRule="auto"/>
             </w:pPr>
             <w:r>
               <w:rPr>
@@ -13519,7 +13519,7 @@
           </w:tcPr>
           <w:p>
             <w:pPr>
-              <w:spacing w:before="40" w:after="40"/>
+              <w:spacing w:before="0" w:after="0" w:line="240" w:lineRule="auto"/>
             </w:pPr>
             <w:r>
               <w:rPr>
@@ -13539,7 +13539,7 @@
           </w:tcPr>
           <w:p>
             <w:pPr>
-              <w:spacing w:before="40" w:after="40"/>
+              <w:spacing w:before="0" w:after="0" w:line="240" w:lineRule="auto"/>
             </w:pPr>
             <w:r>
               <w:rPr>
@@ -13557,7 +13557,7 @@
           </w:tcPr>
           <w:p>
             <w:pPr>
-              <w:spacing w:before="40" w:after="40"/>
+              <w:spacing w:before="0" w:after="0" w:line="240" w:lineRule="auto"/>
             </w:pPr>
             <w:r>
               <w:rPr>
@@ -13575,7 +13575,7 @@
           </w:tcPr>
           <w:p>
             <w:pPr>
-              <w:spacing w:before="40" w:after="40"/>
+              <w:spacing w:before="0" w:after="0" w:line="240" w:lineRule="auto"/>
             </w:pPr>
             <w:r>
               <w:rPr>
@@ -13593,7 +13593,7 @@
           </w:tcPr>
           <w:p>
             <w:pPr>
-              <w:spacing w:before="40" w:after="40"/>
+              <w:spacing w:before="0" w:after="0" w:line="240" w:lineRule="auto"/>
             </w:pPr>
             <w:r>
               <w:rPr>
@@ -13611,7 +13611,7 @@
           </w:tcPr>
           <w:p>
             <w:pPr>
-              <w:spacing w:before="40" w:after="40"/>
+              <w:spacing w:before="0" w:after="0" w:line="240" w:lineRule="auto"/>
             </w:pPr>
             <w:r>
               <w:rPr>
@@ -13629,7 +13629,7 @@
           </w:tcPr>
           <w:p>
             <w:pPr>
-              <w:spacing w:before="40" w:after="40"/>
+              <w:spacing w:before="0" w:after="0" w:line="240" w:lineRule="auto"/>
             </w:pPr>
             <w:r>
               <w:rPr>
@@ -13647,7 +13647,7 @@
           </w:tcPr>
           <w:p>
             <w:pPr>
-              <w:spacing w:before="40" w:after="40"/>
+              <w:spacing w:before="0" w:after="0" w:line="240" w:lineRule="auto"/>
             </w:pPr>
             <w:r>
               <w:rPr>
@@ -13665,7 +13665,7 @@
           </w:tcPr>
           <w:p>
             <w:pPr>
-              <w:spacing w:before="40" w:after="40"/>
+              <w:spacing w:before="0" w:after="0" w:line="240" w:lineRule="auto"/>
             </w:pPr>
             <w:r>
               <w:rPr>
@@ -13685,7 +13685,7 @@
           </w:tcPr>
           <w:p>
             <w:pPr>
-              <w:spacing w:before="40" w:after="40"/>
+              <w:spacing w:before="0" w:after="0" w:line="240" w:lineRule="auto"/>
             </w:pPr>
             <w:r>
               <w:rPr>
@@ -13703,7 +13703,7 @@
           </w:tcPr>
           <w:p>
             <w:pPr>
-              <w:spacing w:before="40" w:after="40"/>
+              <w:spacing w:before="0" w:after="0" w:line="240" w:lineRule="auto"/>
             </w:pPr>
             <w:r>
               <w:rPr>
@@ -13721,7 +13721,7 @@
           </w:tcPr>
           <w:p>
             <w:pPr>
-              <w:spacing w:before="40" w:after="40"/>
+              <w:spacing w:before="0" w:after="0" w:line="240" w:lineRule="auto"/>
             </w:pPr>
             <w:r>
               <w:rPr>
@@ -13739,7 +13739,7 @@
           </w:tcPr>
           <w:p>
             <w:pPr>
-              <w:spacing w:before="40" w:after="40"/>
+              <w:spacing w:before="0" w:after="0" w:line="240" w:lineRule="auto"/>
             </w:pPr>
             <w:r>
               <w:rPr>
@@ -13757,7 +13757,7 @@
           </w:tcPr>
           <w:p>
             <w:pPr>
-              <w:spacing w:before="40" w:after="40"/>
+              <w:spacing w:before="0" w:after="0" w:line="240" w:lineRule="auto"/>
             </w:pPr>
             <w:r>
               <w:rPr>
@@ -13775,7 +13775,7 @@
           </w:tcPr>
           <w:p>
             <w:pPr>
-              <w:spacing w:before="40" w:after="40"/>
+              <w:spacing w:before="0" w:after="0" w:line="240" w:lineRule="auto"/>
             </w:pPr>
             <w:r>
               <w:rPr>
@@ -13793,7 +13793,7 @@
           </w:tcPr>
           <w:p>
             <w:pPr>
-              <w:spacing w:before="40" w:after="40"/>
+              <w:spacing w:before="0" w:after="0" w:line="240" w:lineRule="auto"/>
             </w:pPr>
             <w:r>
               <w:rPr>
@@ -13811,7 +13811,7 @@
           </w:tcPr>
           <w:p>
             <w:pPr>
-              <w:spacing w:before="40" w:after="40"/>
+              <w:spacing w:before="0" w:after="0" w:line="240" w:lineRule="auto"/>
             </w:pPr>
             <w:r>
               <w:rPr>
@@ -13831,7 +13831,7 @@
           </w:tcPr>
           <w:p>
             <w:pPr>
-              <w:spacing w:before="40" w:after="40"/>
+              <w:spacing w:before="0" w:after="0" w:line="240" w:lineRule="auto"/>
             </w:pPr>
             <w:r>
               <w:rPr>
@@ -13849,7 +13849,7 @@
           </w:tcPr>
           <w:p>
             <w:pPr>
-              <w:spacing w:before="40" w:after="40"/>
+              <w:spacing w:before="0" w:after="0" w:line="240" w:lineRule="auto"/>
             </w:pPr>
             <w:r>
               <w:rPr>
@@ -13867,7 +13867,7 @@
           </w:tcPr>
           <w:p>
             <w:pPr>
-              <w:spacing w:before="40" w:after="40"/>
+              <w:spacing w:before="0" w:after="0" w:line="240" w:lineRule="auto"/>
             </w:pPr>
             <w:r>
               <w:rPr>
@@ -13885,7 +13885,7 @@
           </w:tcPr>
           <w:p>
             <w:pPr>
-              <w:spacing w:before="40" w:after="40"/>
+              <w:spacing w:before="0" w:after="0" w:line="240" w:lineRule="auto"/>
             </w:pPr>
             <w:r>
               <w:rPr>
@@ -13903,7 +13903,7 @@
           </w:tcPr>
           <w:p>
             <w:pPr>
-              <w:spacing w:before="40" w:after="40"/>
+              <w:spacing w:before="0" w:after="0" w:line="240" w:lineRule="auto"/>
             </w:pPr>
             <w:r>
               <w:rPr>
@@ -13921,7 +13921,7 @@
           </w:tcPr>
           <w:p>
             <w:pPr>
-              <w:spacing w:before="40" w:after="40"/>
+              <w:spacing w:before="0" w:after="0" w:line="240" w:lineRule="auto"/>
             </w:pPr>
             <w:r>
               <w:rPr>
@@ -13939,7 +13939,7 @@
           </w:tcPr>
           <w:p>
             <w:pPr>
-              <w:spacing w:before="40" w:after="40"/>
+              <w:spacing w:before="0" w:after="0" w:line="240" w:lineRule="auto"/>
             </w:pPr>
             <w:r>
               <w:rPr>
@@ -13957,7 +13957,7 @@
           </w:tcPr>
           <w:p>
             <w:pPr>
-              <w:spacing w:before="40" w:after="40"/>
+              <w:spacing w:before="0" w:after="0" w:line="240" w:lineRule="auto"/>
             </w:pPr>
             <w:r>
               <w:rPr>
@@ -13977,7 +13977,7 @@
           </w:tcPr>
           <w:p>
             <w:pPr>
-              <w:spacing w:before="40" w:after="40"/>
+              <w:spacing w:before="0" w:after="0" w:line="240" w:lineRule="auto"/>
             </w:pPr>
             <w:r>
               <w:rPr>
@@ -13995,7 +13995,7 @@
           </w:tcPr>
           <w:p>
             <w:pPr>
-              <w:spacing w:before="40" w:after="40"/>
+              <w:spacing w:before="0" w:after="0" w:line="240" w:lineRule="auto"/>
             </w:pPr>
             <w:r>
               <w:rPr>
@@ -14013,7 +14013,7 @@
           </w:tcPr>
           <w:p>
             <w:pPr>
-              <w:spacing w:before="40" w:after="40"/>
+              <w:spacing w:before="0" w:after="0" w:line="240" w:lineRule="auto"/>
             </w:pPr>
             <w:r>
               <w:rPr>
@@ -14031,7 +14031,7 @@
           </w:tcPr>
           <w:p>
             <w:pPr>
-              <w:spacing w:before="40" w:after="40"/>
+              <w:spacing w:before="0" w:after="0" w:line="240" w:lineRule="auto"/>
             </w:pPr>
             <w:r>
               <w:rPr>
@@ -14049,7 +14049,7 @@
           </w:tcPr>
           <w:p>
             <w:pPr>
-              <w:spacing w:before="40" w:after="40"/>
+              <w:spacing w:before="0" w:after="0" w:line="240" w:lineRule="auto"/>
             </w:pPr>
             <w:r>
               <w:rPr>
@@ -14067,7 +14067,7 @@
           </w:tcPr>
           <w:p>
             <w:pPr>
-              <w:spacing w:before="40" w:after="40"/>
+              <w:spacing w:before="0" w:after="0" w:line="240" w:lineRule="auto"/>
             </w:pPr>
             <w:r>
               <w:rPr>
@@ -14085,7 +14085,7 @@
           </w:tcPr>
           <w:p>
             <w:pPr>
-              <w:spacing w:before="40" w:after="40"/>
+              <w:spacing w:before="0" w:after="0" w:line="240" w:lineRule="auto"/>
             </w:pPr>
             <w:r>
               <w:rPr>
@@ -14103,7 +14103,7 @@
           </w:tcPr>
           <w:p>
             <w:pPr>
-              <w:spacing w:before="40" w:after="40"/>
+              <w:spacing w:before="0" w:after="0" w:line="240" w:lineRule="auto"/>
             </w:pPr>
             <w:r>
               <w:rPr>
@@ -14123,7 +14123,7 @@
           </w:tcPr>
           <w:p>
             <w:pPr>
-              <w:spacing w:before="40" w:after="40"/>
+              <w:spacing w:before="0" w:after="0" w:line="240" w:lineRule="auto"/>
             </w:pPr>
             <w:r>
               <w:rPr>
@@ -14141,7 +14141,7 @@
           </w:tcPr>
           <w:p>
             <w:pPr>
-              <w:spacing w:before="40" w:after="40"/>
+              <w:spacing w:before="0" w:after="0" w:line="240" w:lineRule="auto"/>
             </w:pPr>
             <w:r>
               <w:rPr>
@@ -14159,7 +14159,7 @@
           </w:tcPr>
           <w:p>
             <w:pPr>
-              <w:spacing w:before="40" w:after="40"/>
+              <w:spacing w:before="0" w:after="0" w:line="240" w:lineRule="auto"/>
             </w:pPr>
             <w:r>
               <w:rPr>
@@ -14177,7 +14177,7 @@
           </w:tcPr>
           <w:p>
             <w:pPr>
-              <w:spacing w:before="40" w:after="40"/>
+              <w:spacing w:before="0" w:after="0" w:line="240" w:lineRule="auto"/>
             </w:pPr>
             <w:r>
               <w:rPr>
@@ -14195,7 +14195,7 @@
           </w:tcPr>
           <w:p>
             <w:pPr>
-              <w:spacing w:before="40" w:after="40"/>
+              <w:spacing w:before="0" w:after="0" w:line="240" w:lineRule="auto"/>
             </w:pPr>
             <w:r>
               <w:rPr>
@@ -14213,7 +14213,7 @@
           </w:tcPr>
           <w:p>
             <w:pPr>
-              <w:spacing w:before="40" w:after="40"/>
+              <w:spacing w:before="0" w:after="0" w:line="240" w:lineRule="auto"/>
             </w:pPr>
             <w:r>
               <w:rPr>
@@ -14231,7 +14231,7 @@
           </w:tcPr>
           <w:p>
             <w:pPr>
-              <w:spacing w:before="40" w:after="40"/>
+              <w:spacing w:before="0" w:after="0" w:line="240" w:lineRule="auto"/>
             </w:pPr>
             <w:r>
               <w:rPr>
@@ -14249,7 +14249,7 @@
           </w:tcPr>
           <w:p>
             <w:pPr>
-              <w:spacing w:before="40" w:after="40"/>
+              <w:spacing w:before="0" w:after="0" w:line="240" w:lineRule="auto"/>
             </w:pPr>
             <w:r>
               <w:rPr>
@@ -14269,7 +14269,7 @@
           </w:tcPr>
           <w:p>
             <w:pPr>
-              <w:spacing w:before="40" w:after="40"/>
+              <w:spacing w:before="0" w:after="0" w:line="240" w:lineRule="auto"/>
             </w:pPr>
             <w:r>
               <w:rPr>
@@ -14287,7 +14287,7 @@
           </w:tcPr>
           <w:p>
             <w:pPr>
-              <w:spacing w:before="40" w:after="40"/>
+              <w:spacing w:before="0" w:after="0" w:line="240" w:lineRule="auto"/>
             </w:pPr>
             <w:r>
               <w:rPr>
@@ -14305,7 +14305,7 @@
           </w:tcPr>
           <w:p>
             <w:pPr>
-              <w:spacing w:before="40" w:after="40"/>
+              <w:spacing w:before="0" w:after="0" w:line="240" w:lineRule="auto"/>
             </w:pPr>
             <w:r>
               <w:rPr>
@@ -14323,7 +14323,7 @@
           </w:tcPr>
           <w:p>
             <w:pPr>
-              <w:spacing w:before="40" w:after="40"/>
+              <w:spacing w:before="0" w:after="0" w:line="240" w:lineRule="auto"/>
             </w:pPr>
             <w:r>
               <w:rPr>
@@ -14341,7 +14341,7 @@
           </w:tcPr>
           <w:p>
             <w:pPr>
-              <w:spacing w:before="40" w:after="40"/>
+              <w:spacing w:before="0" w:after="0" w:line="240" w:lineRule="auto"/>
             </w:pPr>
             <w:r>
               <w:rPr>
@@ -14359,7 +14359,7 @@
           </w:tcPr>
           <w:p>
             <w:pPr>
-              <w:spacing w:before="40" w:after="40"/>
+              <w:spacing w:before="0" w:after="0" w:line="240" w:lineRule="auto"/>
             </w:pPr>
             <w:r>
               <w:rPr>
@@ -14377,7 +14377,7 @@
           </w:tcPr>
           <w:p>
             <w:pPr>
-              <w:spacing w:before="40" w:after="40"/>
+              <w:spacing w:before="0" w:after="0" w:line="240" w:lineRule="auto"/>
             </w:pPr>
             <w:r>
               <w:rPr>
@@ -14395,7 +14395,7 @@
           </w:tcPr>
           <w:p>
             <w:pPr>
-              <w:spacing w:before="40" w:after="40"/>
+              <w:spacing w:before="0" w:after="0" w:line="240" w:lineRule="auto"/>
             </w:pPr>
             <w:r>
               <w:rPr>
@@ -14415,7 +14415,7 @@
           </w:tcPr>
           <w:p>
             <w:pPr>
-              <w:spacing w:before="40" w:after="40"/>
+              <w:spacing w:before="0" w:after="0" w:line="240" w:lineRule="auto"/>
             </w:pPr>
             <w:r>
               <w:rPr>
@@ -14433,7 +14433,7 @@
           </w:tcPr>
           <w:p>
             <w:pPr>
-              <w:spacing w:before="40" w:after="40"/>
+              <w:spacing w:before="0" w:after="0" w:line="240" w:lineRule="auto"/>
             </w:pPr>
             <w:r>
               <w:rPr>
@@ -14451,7 +14451,7 @@
           </w:tcPr>
           <w:p>
             <w:pPr>
-              <w:spacing w:before="40" w:after="40"/>
+              <w:spacing w:before="0" w:after="0" w:line="240" w:lineRule="auto"/>
             </w:pPr>
             <w:r>
               <w:rPr>
@@ -14469,7 +14469,7 @@
           </w:tcPr>
           <w:p>
             <w:pPr>
-              <w:spacing w:before="40" w:after="40"/>
+              <w:spacing w:before="0" w:after="0" w:line="240" w:lineRule="auto"/>
             </w:pPr>
             <w:r>
               <w:rPr>
@@ -14487,7 +14487,7 @@
           </w:tcPr>
           <w:p>
             <w:pPr>
-              <w:spacing w:before="40" w:after="40"/>
+              <w:spacing w:before="0" w:after="0" w:line="240" w:lineRule="auto"/>
             </w:pPr>
             <w:r>
               <w:rPr>
@@ -14505,7 +14505,7 @@
           </w:tcPr>
           <w:p>
             <w:pPr>
-              <w:spacing w:before="40" w:after="40"/>
+              <w:spacing w:before="0" w:after="0" w:line="240" w:lineRule="auto"/>
             </w:pPr>
             <w:r>
               <w:rPr>
@@ -14523,7 +14523,7 @@
           </w:tcPr>
           <w:p>
             <w:pPr>
-              <w:spacing w:before="40" w:after="40"/>
+              <w:spacing w:before="0" w:after="0" w:line="240" w:lineRule="auto"/>
             </w:pPr>
             <w:r>
               <w:rPr>
@@ -14541,7 +14541,7 @@
           </w:tcPr>
           <w:p>
             <w:pPr>
-              <w:spacing w:before="40" w:after="40"/>
+              <w:spacing w:before="0" w:after="0" w:line="240" w:lineRule="auto"/>
             </w:pPr>
             <w:r>
               <w:rPr>
@@ -14561,7 +14561,7 @@
           </w:tcPr>
           <w:p>
             <w:pPr>
-              <w:spacing w:before="40" w:after="40"/>
+              <w:spacing w:before="0" w:after="0" w:line="240" w:lineRule="auto"/>
             </w:pPr>
             <w:r>
               <w:rPr>
@@ -14579,7 +14579,7 @@
           </w:tcPr>
           <w:p>
             <w:pPr>
-              <w:spacing w:before="40" w:after="40"/>
+              <w:spacing w:before="0" w:after="0" w:line="240" w:lineRule="auto"/>
             </w:pPr>
             <w:r>
               <w:rPr>
@@ -14597,7 +14597,7 @@
           </w:tcPr>
           <w:p>
             <w:pPr>
-              <w:spacing w:before="40" w:after="40"/>
+              <w:spacing w:before="0" w:after="0" w:line="240" w:lineRule="auto"/>
             </w:pPr>
             <w:r>
               <w:rPr>
@@ -14615,7 +14615,7 @@
           </w:tcPr>
           <w:p>
             <w:pPr>
-              <w:spacing w:before="40" w:after="40"/>
+              <w:spacing w:before="0" w:after="0" w:line="240" w:lineRule="auto"/>
             </w:pPr>
             <w:r>
               <w:rPr>
@@ -14633,7 +14633,7 @@
           </w:tcPr>
           <w:p>
             <w:pPr>
-              <w:spacing w:before="40" w:after="40"/>
+              <w:spacing w:before="0" w:after="0" w:line="240" w:lineRule="auto"/>
             </w:pPr>
             <w:r>
               <w:rPr>
@@ -14651,7 +14651,7 @@
           </w:tcPr>
           <w:p>
             <w:pPr>
-              <w:spacing w:before="40" w:after="40"/>
+              <w:spacing w:before="0" w:after="0" w:line="240" w:lineRule="auto"/>
             </w:pPr>
             <w:r>
               <w:rPr>
@@ -14669,7 +14669,7 @@
           </w:tcPr>
           <w:p>
             <w:pPr>
-              <w:spacing w:before="40" w:after="40"/>
+              <w:spacing w:before="0" w:after="0" w:line="240" w:lineRule="auto"/>
             </w:pPr>
             <w:r>
               <w:rPr>
@@ -14687,7 +14687,7 @@
           </w:tcPr>
           <w:p>
             <w:pPr>
-              <w:spacing w:before="40" w:after="40"/>
+              <w:spacing w:before="0" w:after="0" w:line="240" w:lineRule="auto"/>
             </w:pPr>
             <w:r>
               <w:rPr>
@@ -14704,7 +14704,7 @@
     <w:p>
       <w:pPr>
         <w:jc w:val="both"/>
-        <w:spacing w:before="240" w:after="240"/>
+        <w:spacing w:line="480" w:lineRule="auto"/>
         <w:ind w:firstLine="720"/>
       </w:pPr>
       <w:r>
@@ -14719,7 +14719,7 @@
     <w:p>
       <w:pPr>
         <w:jc w:val="both"/>
-        <w:spacing w:before="240" w:after="240"/>
+        <w:spacing w:line="480" w:lineRule="auto"/>
         <w:ind w:firstLine="720"/>
       </w:pPr>
       <w:r>
@@ -14734,7 +14734,7 @@
     <w:p>
       <w:pPr>
         <w:jc w:val="both"/>
-        <w:spacing w:before="240" w:after="240"/>
+        <w:spacing w:line="480" w:lineRule="auto"/>
         <w:ind w:firstLine="720"/>
       </w:pPr>
       <w:r>
@@ -14749,7 +14749,7 @@
     <w:p>
       <w:pPr>
         <w:jc w:val="both"/>
-        <w:spacing w:before="240" w:after="120"/>
+        <w:spacing w:line="480" w:lineRule="auto"/>
       </w:pPr>
       <w:r>
         <w:rPr>
@@ -14765,7 +14765,7 @@
     <w:p>
       <w:pPr>
         <w:jc w:val="both"/>
-        <w:spacing w:before="240" w:after="240"/>
+        <w:spacing w:line="480" w:lineRule="auto"/>
         <w:ind w:firstLine="720"/>
       </w:pPr>
       <w:r>
@@ -14780,7 +14780,7 @@
     <w:p>
       <w:pPr>
         <w:jc w:val="both"/>
-        <w:spacing w:before="240" w:after="120"/>
+        <w:spacing w:line="480" w:lineRule="auto"/>
       </w:pPr>
       <w:r>
         <w:rPr>
@@ -14796,7 +14796,7 @@
     <w:p>
       <w:pPr>
         <w:jc w:val="both"/>
-        <w:spacing w:before="120" w:after="120"/>
+        <w:spacing w:line="480" w:lineRule="auto"/>
       </w:pPr>
       <w:r>
         <w:rPr>
@@ -14810,7 +14810,7 @@
     <w:p>
       <w:pPr>
         <w:jc w:val="both"/>
-        <w:spacing w:before="120" w:after="120"/>
+        <w:spacing w:line="480" w:lineRule="auto"/>
       </w:pPr>
       <w:r>
         <w:rPr>
@@ -14824,7 +14824,7 @@
     <w:p>
       <w:pPr>
         <w:jc w:val="both"/>
-        <w:spacing w:before="120" w:after="120"/>
+        <w:spacing w:line="480" w:lineRule="auto"/>
       </w:pPr>
       <w:r>
         <w:rPr>
@@ -14838,7 +14838,7 @@
     <w:p>
       <w:pPr>
         <w:jc w:val="both"/>
-        <w:spacing w:before="120" w:after="120"/>
+        <w:spacing w:line="480" w:lineRule="auto"/>
       </w:pPr>
       <w:r>
         <w:rPr>
@@ -14852,7 +14852,7 @@
     <w:p>
       <w:pPr>
         <w:jc w:val="both"/>
-        <w:spacing w:before="240" w:after="120"/>
+        <w:spacing w:line="480" w:lineRule="auto"/>
       </w:pPr>
       <w:r>
         <w:rPr>
@@ -14868,7 +14868,7 @@
     <w:p>
       <w:pPr>
         <w:jc w:val="both"/>
-        <w:spacing w:before="120" w:after="120"/>
+        <w:spacing w:line="480" w:lineRule="auto"/>
       </w:pPr>
       <w:r>
         <w:rPr>
@@ -14882,7 +14882,7 @@
     <w:p>
       <w:pPr>
         <w:jc w:val="both"/>
-        <w:spacing w:before="240" w:after="240"/>
+        <w:spacing w:line="480" w:lineRule="auto"/>
         <w:ind w:firstLine="720"/>
       </w:pPr>
       <w:r>
@@ -14897,7 +14897,7 @@
     <w:p>
       <w:pPr>
         <w:jc w:val="center"/>
-        <w:spacing w:before="240" w:after="120"/>
+        <w:spacing w:line="480" w:lineRule="auto"/>
       </w:pPr>
       <w:r>
         <w:rPr>
@@ -14936,7 +14936,7 @@
           </w:tcPr>
           <w:p>
             <w:pPr>
-              <w:spacing w:before="40" w:after="40"/>
+              <w:spacing w:before="0" w:after="0" w:line="240" w:lineRule="auto"/>
             </w:pPr>
             <w:r>
               <w:rPr>
@@ -14957,7 +14957,7 @@
           </w:tcPr>
           <w:p>
             <w:pPr>
-              <w:spacing w:before="40" w:after="40"/>
+              <w:spacing w:before="0" w:after="0" w:line="240" w:lineRule="auto"/>
             </w:pPr>
             <w:r>
               <w:rPr>
@@ -14978,7 +14978,7 @@
           </w:tcPr>
           <w:p>
             <w:pPr>
-              <w:spacing w:before="40" w:after="40"/>
+              <w:spacing w:before="0" w:after="0" w:line="240" w:lineRule="auto"/>
             </w:pPr>
             <w:r>
               <w:rPr>
@@ -15000,7 +15000,7 @@
           </w:tcPr>
           <w:p>
             <w:pPr>
-              <w:spacing w:before="40" w:after="40"/>
+              <w:spacing w:before="0" w:after="0" w:line="240" w:lineRule="auto"/>
             </w:pPr>
             <w:r>
               <w:rPr>
@@ -15018,7 +15018,7 @@
           </w:tcPr>
           <w:p>
             <w:pPr>
-              <w:spacing w:before="40" w:after="40"/>
+              <w:spacing w:before="0" w:after="0" w:line="240" w:lineRule="auto"/>
             </w:pPr>
             <w:r>
               <w:rPr>
@@ -15036,7 +15036,7 @@
           </w:tcPr>
           <w:p>
             <w:pPr>
-              <w:spacing w:before="40" w:after="40"/>
+              <w:spacing w:before="0" w:after="0" w:line="240" w:lineRule="auto"/>
             </w:pPr>
             <w:r>
               <w:rPr>
@@ -15056,7 +15056,7 @@
           </w:tcPr>
           <w:p>
             <w:pPr>
-              <w:spacing w:before="40" w:after="40"/>
+              <w:spacing w:before="0" w:after="0" w:line="240" w:lineRule="auto"/>
             </w:pPr>
             <w:r>
               <w:rPr>
@@ -15074,7 +15074,7 @@
           </w:tcPr>
           <w:p>
             <w:pPr>
-              <w:spacing w:before="40" w:after="40"/>
+              <w:spacing w:before="0" w:after="0" w:line="240" w:lineRule="auto"/>
             </w:pPr>
             <w:r>
               <w:rPr>
@@ -15092,7 +15092,7 @@
           </w:tcPr>
           <w:p>
             <w:pPr>
-              <w:spacing w:before="40" w:after="40"/>
+              <w:spacing w:before="0" w:after="0" w:line="240" w:lineRule="auto"/>
             </w:pPr>
             <w:r>
               <w:rPr>
@@ -15112,7 +15112,7 @@
           </w:tcPr>
           <w:p>
             <w:pPr>
-              <w:spacing w:before="40" w:after="40"/>
+              <w:spacing w:before="0" w:after="0" w:line="240" w:lineRule="auto"/>
             </w:pPr>
             <w:r>
               <w:rPr>
@@ -15130,7 +15130,7 @@
           </w:tcPr>
           <w:p>
             <w:pPr>
-              <w:spacing w:before="40" w:after="40"/>
+              <w:spacing w:before="0" w:after="0" w:line="240" w:lineRule="auto"/>
             </w:pPr>
             <w:r>
               <w:rPr>
@@ -15148,7 +15148,7 @@
           </w:tcPr>
           <w:p>
             <w:pPr>
-              <w:spacing w:before="40" w:after="40"/>
+              <w:spacing w:before="0" w:after="0" w:line="240" w:lineRule="auto"/>
             </w:pPr>
             <w:r>
               <w:rPr>
@@ -15168,7 +15168,7 @@
           </w:tcPr>
           <w:p>
             <w:pPr>
-              <w:spacing w:before="40" w:after="40"/>
+              <w:spacing w:before="0" w:after="0" w:line="240" w:lineRule="auto"/>
             </w:pPr>
             <w:r>
               <w:rPr>
@@ -15186,7 +15186,7 @@
           </w:tcPr>
           <w:p>
             <w:pPr>
-              <w:spacing w:before="40" w:after="40"/>
+              <w:spacing w:before="0" w:after="0" w:line="240" w:lineRule="auto"/>
             </w:pPr>
             <w:r>
               <w:rPr>
@@ -15204,7 +15204,7 @@
           </w:tcPr>
           <w:p>
             <w:pPr>
-              <w:spacing w:before="40" w:after="40"/>
+              <w:spacing w:before="0" w:after="0" w:line="240" w:lineRule="auto"/>
             </w:pPr>
             <w:r>
               <w:rPr>
@@ -15224,7 +15224,7 @@
           </w:tcPr>
           <w:p>
             <w:pPr>
-              <w:spacing w:before="40" w:after="40"/>
+              <w:spacing w:before="0" w:after="0" w:line="240" w:lineRule="auto"/>
             </w:pPr>
             <w:r>
               <w:rPr>
@@ -15242,7 +15242,7 @@
           </w:tcPr>
           <w:p>
             <w:pPr>
-              <w:spacing w:before="40" w:after="40"/>
+              <w:spacing w:before="0" w:after="0" w:line="240" w:lineRule="auto"/>
             </w:pPr>
             <w:r>
               <w:rPr>
@@ -15260,7 +15260,7 @@
           </w:tcPr>
           <w:p>
             <w:pPr>
-              <w:spacing w:before="40" w:after="40"/>
+              <w:spacing w:before="0" w:after="0" w:line="240" w:lineRule="auto"/>
             </w:pPr>
             <w:r>
               <w:rPr>
@@ -15280,7 +15280,7 @@
           </w:tcPr>
           <w:p>
             <w:pPr>
-              <w:spacing w:before="40" w:after="40"/>
+              <w:spacing w:before="0" w:after="0" w:line="240" w:lineRule="auto"/>
             </w:pPr>
             <w:r>
               <w:rPr>
@@ -15298,7 +15298,7 @@
           </w:tcPr>
           <w:p>
             <w:pPr>
-              <w:spacing w:before="40" w:after="40"/>
+              <w:spacing w:before="0" w:after="0" w:line="240" w:lineRule="auto"/>
             </w:pPr>
             <w:r>
               <w:rPr>
@@ -15316,7 +15316,7 @@
           </w:tcPr>
           <w:p>
             <w:pPr>
-              <w:spacing w:before="40" w:after="40"/>
+              <w:spacing w:before="0" w:after="0" w:line="240" w:lineRule="auto"/>
             </w:pPr>
             <w:r>
               <w:rPr>
@@ -15336,7 +15336,7 @@
           </w:tcPr>
           <w:p>
             <w:pPr>
-              <w:spacing w:before="40" w:after="40"/>
+              <w:spacing w:before="0" w:after="0" w:line="240" w:lineRule="auto"/>
             </w:pPr>
             <w:r>
               <w:rPr>
@@ -15354,7 +15354,7 @@
           </w:tcPr>
           <w:p>
             <w:pPr>
-              <w:spacing w:before="40" w:after="40"/>
+              <w:spacing w:before="0" w:after="0" w:line="240" w:lineRule="auto"/>
             </w:pPr>
             <w:r>
               <w:rPr>
@@ -15372,7 +15372,7 @@
           </w:tcPr>
           <w:p>
             <w:pPr>
-              <w:spacing w:before="40" w:after="40"/>
+              <w:spacing w:before="0" w:after="0" w:line="240" w:lineRule="auto"/>
             </w:pPr>
             <w:r>
               <w:rPr>
@@ -15389,7 +15389,7 @@
     <w:p>
       <w:pPr>
         <w:jc w:val="both"/>
-        <w:spacing w:before="240" w:after="120"/>
+        <w:spacing w:line="480" w:lineRule="auto"/>
       </w:pPr>
       <w:r>
         <w:rPr>
@@ -15405,7 +15405,7 @@
     <w:p>
       <w:pPr>
         <w:jc w:val="both"/>
-        <w:spacing w:before="240" w:after="240"/>
+        <w:spacing w:line="480" w:lineRule="auto"/>
         <w:ind w:firstLine="720"/>
       </w:pPr>
       <w:r>
@@ -15420,7 +15420,7 @@
     <w:p>
       <w:pPr>
         <w:jc w:val="both"/>
-        <w:spacing w:before="240" w:after="120"/>
+        <w:spacing w:line="480" w:lineRule="auto"/>
       </w:pPr>
       <w:r>
         <w:rPr>
@@ -15436,7 +15436,7 @@
     <w:p>
       <w:pPr>
         <w:jc w:val="both"/>
-        <w:spacing w:before="120" w:after="120"/>
+        <w:spacing w:line="480" w:lineRule="auto"/>
         <w:ind w:firstLine="720"/>
       </w:pPr>
       <w:r>
@@ -15453,7 +15453,7 @@
     <w:p>
       <w:pPr>
         <w:jc w:val="both"/>
-        <w:spacing w:before="240" w:after="240"/>
+        <w:spacing w:line="480" w:lineRule="auto"/>
         <w:ind w:firstLine="720"/>
       </w:pPr>
       <w:r>
@@ -15468,7 +15468,7 @@
     <w:p>
       <w:pPr>
         <w:jc w:val="both"/>
-        <w:spacing w:before="240" w:after="240"/>
+        <w:spacing w:line="480" w:lineRule="auto"/>
         <w:ind w:firstLine="720"/>
       </w:pPr>
       <w:r>
@@ -15483,7 +15483,7 @@
     <w:p>
       <w:pPr>
         <w:jc w:val="center"/>
-        <w:spacing w:before="240" w:after="120"/>
+        <w:spacing w:line="480" w:lineRule="auto"/>
       </w:pPr>
       <w:r>
         <w:rPr>
@@ -15501,7 +15501,7 @@
     <w:p>
       <w:pPr>
         <w:jc w:val="center"/>
-        <w:spacing w:before="120" w:after="240"/>
+        <w:spacing w:line="480" w:lineRule="auto"/>
       </w:pPr>
       <w:r>
         <w:rPr>
@@ -15517,7 +15517,7 @@
     <w:p>
       <w:pPr>
         <w:jc w:val="both"/>
-        <w:spacing w:before="240" w:after="240"/>
+        <w:spacing w:line="480" w:lineRule="auto"/>
         <w:ind w:firstLine="720"/>
       </w:pPr>
       <w:r>
@@ -15537,7 +15537,7 @@
     <w:p>
       <w:pPr>
         <w:jc w:val="center"/>
-        <w:spacing w:before="240" w:after="240"/>
+        <w:spacing w:line="276" w:lineRule="auto"/>
       </w:pPr>
       <w:r>
         <w:rPr>
@@ -15553,7 +15553,7 @@
     <w:p>
       <w:pPr>
         <w:jc w:val="center"/>
-        <w:spacing w:before="240" w:after="240"/>
+        <w:spacing w:line="276" w:lineRule="auto"/>
       </w:pPr>
       <w:r>
         <w:rPr>
@@ -15569,7 +15569,7 @@
     <w:p>
       <w:pPr>
         <w:jc w:val="both"/>
-        <w:spacing w:before="240" w:after="240"/>
+        <w:spacing w:line="480" w:lineRule="auto"/>
         <w:ind w:firstLine="720"/>
       </w:pPr>
       <w:r>
@@ -15584,7 +15584,7 @@
     <w:p>
       <w:pPr>
         <w:jc w:val="both"/>
-        <w:spacing w:before="240" w:after="120"/>
+        <w:spacing w:line="480" w:lineRule="auto"/>
       </w:pPr>
       <w:r>
         <w:rPr>
@@ -15600,7 +15600,7 @@
     <w:p>
       <w:pPr>
         <w:jc w:val="both"/>
-        <w:spacing w:before="240" w:after="240"/>
+        <w:spacing w:line="480" w:lineRule="auto"/>
         <w:ind w:firstLine="720"/>
       </w:pPr>
       <w:r>
@@ -15615,7 +15615,7 @@
     <w:p>
       <w:pPr>
         <w:jc w:val="both"/>
-        <w:spacing w:before="240" w:after="240"/>
+        <w:spacing w:line="480" w:lineRule="auto"/>
         <w:ind w:firstLine="720"/>
       </w:pPr>
       <w:r>
@@ -15630,7 +15630,7 @@
     <w:p>
       <w:pPr>
         <w:jc w:val="both"/>
-        <w:spacing w:before="240" w:after="240"/>
+        <w:spacing w:line="480" w:lineRule="auto"/>
         <w:ind w:firstLine="720"/>
       </w:pPr>
       <w:r>
@@ -15645,7 +15645,7 @@
     <w:p>
       <w:pPr>
         <w:jc w:val="both"/>
-        <w:spacing w:before="240" w:after="240"/>
+        <w:spacing w:line="480" w:lineRule="auto"/>
         <w:ind w:firstLine="720"/>
       </w:pPr>
       <w:r>
@@ -15660,7 +15660,7 @@
     <w:p>
       <w:pPr>
         <w:jc w:val="both"/>
-        <w:spacing w:before="240" w:after="120"/>
+        <w:spacing w:line="480" w:lineRule="auto"/>
       </w:pPr>
       <w:r>
         <w:rPr>
@@ -15676,7 +15676,7 @@
     <w:p>
       <w:pPr>
         <w:jc w:val="both"/>
-        <w:spacing w:before="240" w:after="240"/>
+        <w:spacing w:line="480" w:lineRule="auto"/>
         <w:ind w:firstLine="720"/>
       </w:pPr>
       <w:r>
@@ -15691,7 +15691,7 @@
     <w:p>
       <w:pPr>
         <w:jc w:val="both"/>
-        <w:spacing w:before="120" w:after="120"/>
+        <w:spacing w:line="480" w:lineRule="auto"/>
       </w:pPr>
       <w:r>
         <w:rPr>
@@ -15705,7 +15705,7 @@
     <w:p>
       <w:pPr>
         <w:jc w:val="both"/>
-        <w:spacing w:before="120" w:after="120"/>
+        <w:spacing w:line="480" w:lineRule="auto"/>
       </w:pPr>
       <w:r>
         <w:rPr>
@@ -15719,7 +15719,7 @@
     <w:p>
       <w:pPr>
         <w:jc w:val="both"/>
-        <w:spacing w:before="120" w:after="120"/>
+        <w:spacing w:line="480" w:lineRule="auto"/>
       </w:pPr>
       <w:r>
         <w:rPr>
@@ -15733,7 +15733,7 @@
     <w:p>
       <w:pPr>
         <w:jc w:val="both"/>
-        <w:spacing w:before="120" w:after="120"/>
+        <w:spacing w:line="480" w:lineRule="auto"/>
       </w:pPr>
       <w:r>
         <w:rPr>
@@ -15747,7 +15747,7 @@
     <w:p>
       <w:pPr>
         <w:jc w:val="both"/>
-        <w:spacing w:before="120" w:after="120"/>
+        <w:spacing w:line="480" w:lineRule="auto"/>
       </w:pPr>
       <w:r>
         <w:rPr>
@@ -15761,7 +15761,7 @@
     <w:p>
       <w:pPr>
         <w:jc w:val="both"/>
-        <w:spacing w:before="120" w:after="120"/>
+        <w:spacing w:line="480" w:lineRule="auto"/>
       </w:pPr>
       <w:r>
         <w:rPr>
@@ -15775,7 +15775,7 @@
     <w:p>
       <w:pPr>
         <w:jc w:val="both"/>
-        <w:spacing w:before="120" w:after="120"/>
+        <w:spacing w:line="480" w:lineRule="auto"/>
       </w:pPr>
       <w:r>
         <w:rPr>
@@ -15789,7 +15789,7 @@
     <w:p>
       <w:pPr>
         <w:jc w:val="both"/>
-        <w:spacing w:before="240" w:after="240"/>
+        <w:spacing w:line="480" w:lineRule="auto"/>
         <w:ind w:firstLine="720"/>
       </w:pPr>
       <w:r>
@@ -15809,7 +15809,7 @@
     <w:p>
       <w:pPr>
         <w:jc w:val="center"/>
-        <w:spacing w:before="240" w:after="240"/>
+        <w:spacing w:line="276" w:lineRule="auto"/>
       </w:pPr>
       <w:r>
         <w:rPr>
@@ -15825,7 +15825,7 @@
     <w:p>
       <w:pPr>
         <w:jc w:val="both"/>
-        <w:spacing w:before="0" w:after="0"/>
+        <w:spacing w:line="480" w:lineRule="auto"/>
       </w:pPr>
       <w:r>
         <w:rPr>
@@ -15839,7 +15839,7 @@
     <w:p>
       <w:pPr>
         <w:jc w:val="both"/>
-        <w:spacing w:before="120" w:after="120"/>
+        <w:spacing w:line="480" w:lineRule="auto"/>
       </w:pPr>
       <w:r>
         <w:rPr>
@@ -15853,7 +15853,7 @@
     <w:p>
       <w:pPr>
         <w:jc w:val="both"/>
-        <w:spacing w:before="120" w:after="120"/>
+        <w:spacing w:line="480" w:lineRule="auto"/>
       </w:pPr>
       <w:r>
         <w:rPr>
@@ -15867,7 +15867,7 @@
     <w:p>
       <w:pPr>
         <w:jc w:val="both"/>
-        <w:spacing w:before="120" w:after="120"/>
+        <w:spacing w:line="480" w:lineRule="auto"/>
       </w:pPr>
       <w:r>
         <w:rPr>
@@ -15881,7 +15881,7 @@
     <w:p>
       <w:pPr>
         <w:jc w:val="both"/>
-        <w:spacing w:before="120" w:after="120"/>
+        <w:spacing w:line="480" w:lineRule="auto"/>
       </w:pPr>
       <w:r>
         <w:rPr>
@@ -15895,7 +15895,7 @@
     <w:p>
       <w:pPr>
         <w:jc w:val="both"/>
-        <w:spacing w:before="120" w:after="120"/>
+        <w:spacing w:line="480" w:lineRule="auto"/>
       </w:pPr>
       <w:r>
         <w:rPr>
@@ -15909,7 +15909,7 @@
     <w:p>
       <w:pPr>
         <w:jc w:val="both"/>
-        <w:spacing w:before="120" w:after="120"/>
+        <w:spacing w:line="480" w:lineRule="auto"/>
       </w:pPr>
       <w:r>
         <w:rPr>
@@ -15923,7 +15923,7 @@
     <w:p>
       <w:pPr>
         <w:jc w:val="both"/>
-        <w:spacing w:before="120" w:after="120"/>
+        <w:spacing w:line="480" w:lineRule="auto"/>
       </w:pPr>
       <w:r>
         <w:rPr>
@@ -15937,7 +15937,7 @@
     <w:p>
       <w:pPr>
         <w:jc w:val="both"/>
-        <w:spacing w:before="120" w:after="120"/>
+        <w:spacing w:line="480" w:lineRule="auto"/>
       </w:pPr>
       <w:r>
         <w:rPr>
@@ -15951,7 +15951,7 @@
     <w:p>
       <w:pPr>
         <w:jc w:val="both"/>
-        <w:spacing w:before="120" w:after="120"/>
+        <w:spacing w:line="480" w:lineRule="auto"/>
       </w:pPr>
       <w:r>
         <w:rPr>
@@ -15965,7 +15965,7 @@
     <w:p>
       <w:pPr>
         <w:jc w:val="both"/>
-        <w:spacing w:before="120" w:after="120"/>
+        <w:spacing w:line="480" w:lineRule="auto"/>
       </w:pPr>
       <w:r>
         <w:rPr>
@@ -15979,7 +15979,7 @@
     <w:p>
       <w:pPr>
         <w:jc w:val="both"/>
-        <w:spacing w:before="120" w:after="120"/>
+        <w:spacing w:line="480" w:lineRule="auto"/>
       </w:pPr>
       <w:r>
         <w:rPr>
@@ -15993,7 +15993,7 @@
     <w:p>
       <w:pPr>
         <w:jc w:val="both"/>
-        <w:spacing w:before="120" w:after="120"/>
+        <w:spacing w:line="480" w:lineRule="auto"/>
       </w:pPr>
       <w:r>
         <w:rPr>
@@ -16007,7 +16007,7 @@
     <w:p>
       <w:pPr>
         <w:jc w:val="both"/>
-        <w:spacing w:before="120" w:after="120"/>
+        <w:spacing w:line="480" w:lineRule="auto"/>
       </w:pPr>
       <w:r>
         <w:rPr>
@@ -16021,7 +16021,7 @@
     <w:p>
       <w:pPr>
         <w:jc w:val="both"/>
-        <w:spacing w:before="120" w:after="120"/>
+        <w:spacing w:line="480" w:lineRule="auto"/>
       </w:pPr>
       <w:r>
         <w:rPr>
@@ -16035,7 +16035,7 @@
     <w:p>
       <w:pPr>
         <w:jc w:val="both"/>
-        <w:spacing w:before="120" w:after="120"/>
+        <w:spacing w:line="480" w:lineRule="auto"/>
       </w:pPr>
       <w:r>
         <w:rPr>
@@ -16049,7 +16049,7 @@
     <w:p>
       <w:pPr>
         <w:jc w:val="both"/>
-        <w:spacing w:before="120" w:after="120"/>
+        <w:spacing w:line="480" w:lineRule="auto"/>
       </w:pPr>
       <w:r>
         <w:rPr>
@@ -16063,7 +16063,7 @@
     <w:p>
       <w:pPr>
         <w:jc w:val="both"/>
-        <w:spacing w:before="120" w:after="120"/>
+        <w:spacing w:line="480" w:lineRule="auto"/>
       </w:pPr>
       <w:r>
         <w:rPr>
@@ -16077,7 +16077,7 @@
     <w:p>
       <w:pPr>
         <w:jc w:val="both"/>
-        <w:spacing w:before="120" w:after="120"/>
+        <w:spacing w:line="480" w:lineRule="auto"/>
       </w:pPr>
       <w:r>
         <w:rPr>
@@ -16091,7 +16091,7 @@
     <w:p>
       <w:pPr>
         <w:jc w:val="both"/>
-        <w:spacing w:before="120" w:after="120"/>
+        <w:spacing w:line="480" w:lineRule="auto"/>
       </w:pPr>
       <w:r>
         <w:rPr>
@@ -16105,7 +16105,7 @@
     <w:p>
       <w:pPr>
         <w:jc w:val="both"/>
-        <w:spacing w:before="120" w:after="120"/>
+        <w:spacing w:line="480" w:lineRule="auto"/>
       </w:pPr>
       <w:r>
         <w:rPr>
@@ -16119,7 +16119,7 @@
     <w:p>
       <w:pPr>
         <w:jc w:val="both"/>
-        <w:spacing w:before="120" w:after="120"/>
+        <w:spacing w:line="480" w:lineRule="auto"/>
       </w:pPr>
       <w:r>
         <w:rPr>
@@ -16133,7 +16133,7 @@
     <w:p>
       <w:pPr>
         <w:jc w:val="both"/>
-        <w:spacing w:before="120" w:after="120"/>
+        <w:spacing w:line="480" w:lineRule="auto"/>
       </w:pPr>
       <w:r>
         <w:rPr>
@@ -16147,7 +16147,7 @@
     <w:p>
       <w:pPr>
         <w:jc w:val="both"/>
-        <w:spacing w:before="120" w:after="120"/>
+        <w:spacing w:line="480" w:lineRule="auto"/>
       </w:pPr>
       <w:r>
         <w:rPr>
@@ -16161,7 +16161,7 @@
     <w:p>
       <w:pPr>
         <w:jc w:val="both"/>
-        <w:spacing w:before="120" w:after="120"/>
+        <w:spacing w:line="480" w:lineRule="auto"/>
       </w:pPr>
       <w:r>
         <w:rPr>
@@ -16175,7 +16175,7 @@
     <w:p>
       <w:pPr>
         <w:jc w:val="both"/>
-        <w:spacing w:before="120" w:after="120"/>
+        <w:spacing w:line="480" w:lineRule="auto"/>
       </w:pPr>
       <w:r>
         <w:rPr>
@@ -16189,7 +16189,7 @@
     <w:p>
       <w:pPr>
         <w:jc w:val="both"/>
-        <w:spacing w:before="120" w:after="120"/>
+        <w:spacing w:line="480" w:lineRule="auto"/>
       </w:pPr>
       <w:r>
         <w:rPr>
@@ -16203,7 +16203,7 @@
     <w:p>
       <w:pPr>
         <w:jc w:val="both"/>
-        <w:spacing w:before="120" w:after="120"/>
+        <w:spacing w:line="480" w:lineRule="auto"/>
       </w:pPr>
       <w:r>
         <w:rPr>
@@ -16217,7 +16217,7 @@
     <w:p>
       <w:pPr>
         <w:jc w:val="both"/>
-        <w:spacing w:before="120" w:after="120"/>
+        <w:spacing w:line="480" w:lineRule="auto"/>
       </w:pPr>
       <w:r>
         <w:rPr>
@@ -16231,7 +16231,7 @@
     <w:p>
       <w:pPr>
         <w:jc w:val="both"/>
-        <w:spacing w:before="120" w:after="120"/>
+        <w:spacing w:line="480" w:lineRule="auto"/>
       </w:pPr>
       <w:r>
         <w:rPr>
@@ -16245,7 +16245,7 @@
     <w:p>
       <w:pPr>
         <w:jc w:val="both"/>
-        <w:spacing w:before="120" w:after="120"/>
+        <w:spacing w:line="480" w:lineRule="auto"/>
       </w:pPr>
       <w:r>
         <w:rPr>
@@ -16259,7 +16259,7 @@
     <w:p>
       <w:pPr>
         <w:jc w:val="both"/>
-        <w:spacing w:before="120" w:after="120"/>
+        <w:spacing w:line="480" w:lineRule="auto"/>
       </w:pPr>
       <w:r>
         <w:rPr>
@@ -16273,7 +16273,7 @@
     <w:p>
       <w:pPr>
         <w:jc w:val="both"/>
-        <w:spacing w:before="120" w:after="120"/>
+        <w:spacing w:line="480" w:lineRule="auto"/>
       </w:pPr>
       <w:r>
         <w:rPr>
@@ -16287,7 +16287,7 @@
     <w:p>
       <w:pPr>
         <w:jc w:val="both"/>
-        <w:spacing w:before="120" w:after="120"/>
+        <w:spacing w:line="480" w:lineRule="auto"/>
       </w:pPr>
       <w:r>
         <w:rPr>
@@ -16301,7 +16301,7 @@
     <w:p>
       <w:pPr>
         <w:jc w:val="both"/>
-        <w:spacing w:before="120" w:after="120"/>
+        <w:spacing w:line="480" w:lineRule="auto"/>
       </w:pPr>
       <w:r>
         <w:rPr>
@@ -16315,7 +16315,7 @@
     <w:p>
       <w:pPr>
         <w:jc w:val="both"/>
-        <w:spacing w:before="120" w:after="120"/>
+        <w:spacing w:line="480" w:lineRule="auto"/>
       </w:pPr>
       <w:r>
         <w:rPr>
@@ -16329,7 +16329,7 @@
     <w:p>
       <w:pPr>
         <w:jc w:val="both"/>
-        <w:spacing w:before="120" w:after="120"/>
+        <w:spacing w:line="480" w:lineRule="auto"/>
       </w:pPr>
       <w:r>
         <w:rPr>
@@ -16343,7 +16343,7 @@
     <w:p>
       <w:pPr>
         <w:jc w:val="both"/>
-        <w:spacing w:before="120" w:after="120"/>
+        <w:spacing w:line="480" w:lineRule="auto"/>
       </w:pPr>
       <w:r>
         <w:rPr>
@@ -16357,7 +16357,7 @@
     <w:p>
       <w:pPr>
         <w:jc w:val="both"/>
-        <w:spacing w:before="120" w:after="120"/>
+        <w:spacing w:line="480" w:lineRule="auto"/>
       </w:pPr>
       <w:r>
         <w:rPr>
@@ -16371,7 +16371,7 @@
     <w:p>
       <w:pPr>
         <w:jc w:val="both"/>
-        <w:spacing w:before="120" w:after="120"/>
+        <w:spacing w:line="480" w:lineRule="auto"/>
       </w:pPr>
       <w:r>
         <w:rPr>
@@ -16385,7 +16385,7 @@
     <w:p>
       <w:pPr>
         <w:jc w:val="both"/>
-        <w:spacing w:before="120" w:after="120"/>
+        <w:spacing w:line="480" w:lineRule="auto"/>
       </w:pPr>
       <w:r>
         <w:rPr>
@@ -16399,7 +16399,7 @@
     <w:p>
       <w:pPr>
         <w:jc w:val="both"/>
-        <w:spacing w:before="120" w:after="120"/>
+        <w:spacing w:line="480" w:lineRule="auto"/>
       </w:pPr>
       <w:r>
         <w:rPr>
@@ -16413,7 +16413,7 @@
     <w:p>
       <w:pPr>
         <w:jc w:val="both"/>
-        <w:spacing w:before="120" w:after="120"/>
+        <w:spacing w:line="480" w:lineRule="auto"/>
       </w:pPr>
       <w:r>
         <w:rPr>
@@ -16427,7 +16427,7 @@
     <w:p>
       <w:pPr>
         <w:jc w:val="both"/>
-        <w:spacing w:before="120" w:after="120"/>
+        <w:spacing w:line="480" w:lineRule="auto"/>
       </w:pPr>
       <w:r>
         <w:rPr>
@@ -16441,7 +16441,7 @@
     <w:p>
       <w:pPr>
         <w:jc w:val="both"/>
-        <w:spacing w:before="120" w:after="120"/>
+        <w:spacing w:line="480" w:lineRule="auto"/>
       </w:pPr>
       <w:r>
         <w:rPr>
@@ -16455,7 +16455,7 @@
     <w:p>
       <w:pPr>
         <w:jc w:val="both"/>
-        <w:spacing w:before="120" w:after="120"/>
+        <w:spacing w:line="480" w:lineRule="auto"/>
       </w:pPr>
       <w:r>
         <w:rPr>
@@ -16469,7 +16469,7 @@
     <w:p>
       <w:pPr>
         <w:jc w:val="both"/>
-        <w:spacing w:before="120" w:after="120"/>
+        <w:spacing w:line="480" w:lineRule="auto"/>
       </w:pPr>
       <w:r>
         <w:rPr>
@@ -16483,7 +16483,7 @@
     <w:p>
       <w:pPr>
         <w:jc w:val="both"/>
-        <w:spacing w:before="120" w:after="120"/>
+        <w:spacing w:line="480" w:lineRule="auto"/>
       </w:pPr>
       <w:r>
         <w:rPr>
@@ -16497,7 +16497,7 @@
     <w:p>
       <w:pPr>
         <w:jc w:val="both"/>
-        <w:spacing w:before="120" w:after="120"/>
+        <w:spacing w:line="480" w:lineRule="auto"/>
       </w:pPr>
       <w:r>
         <w:rPr>
@@ -16511,7 +16511,7 @@
     <w:p>
       <w:pPr>
         <w:jc w:val="both"/>
-        <w:spacing w:before="120" w:after="120"/>
+        <w:spacing w:line="480" w:lineRule="auto"/>
       </w:pPr>
       <w:r>
         <w:rPr>
@@ -16525,7 +16525,7 @@
     <w:p>
       <w:pPr>
         <w:jc w:val="both"/>
-        <w:spacing w:before="120" w:after="120"/>
+        <w:spacing w:line="480" w:lineRule="auto"/>
       </w:pPr>
       <w:r>
         <w:rPr>
@@ -16539,7 +16539,7 @@
     <w:p>
       <w:pPr>
         <w:jc w:val="both"/>
-        <w:spacing w:before="120" w:after="120"/>
+        <w:spacing w:line="480" w:lineRule="auto"/>
       </w:pPr>
       <w:r>
         <w:rPr>
@@ -16553,7 +16553,7 @@
     <w:p>
       <w:pPr>
         <w:jc w:val="both"/>
-        <w:spacing w:before="120" w:after="120"/>
+        <w:spacing w:line="480" w:lineRule="auto"/>
       </w:pPr>
       <w:r>
         <w:rPr>
@@ -16567,7 +16567,7 @@
     <w:p>
       <w:pPr>
         <w:jc w:val="both"/>
-        <w:spacing w:before="120" w:after="120"/>
+        <w:spacing w:line="480" w:lineRule="auto"/>
       </w:pPr>
       <w:r>
         <w:rPr>
@@ -16581,7 +16581,7 @@
     <w:p>
       <w:pPr>
         <w:jc w:val="both"/>
-        <w:spacing w:before="120" w:after="120"/>
+        <w:spacing w:line="480" w:lineRule="auto"/>
       </w:pPr>
       <w:r>
         <w:rPr>
@@ -16595,7 +16595,7 @@
     <w:p>
       <w:pPr>
         <w:jc w:val="both"/>
-        <w:spacing w:before="120" w:after="120"/>
+        <w:spacing w:line="480" w:lineRule="auto"/>
       </w:pPr>
       <w:r>
         <w:rPr>
@@ -16609,7 +16609,7 @@
     <w:p>
       <w:pPr>
         <w:jc w:val="both"/>
-        <w:spacing w:before="120" w:after="120"/>
+        <w:spacing w:line="480" w:lineRule="auto"/>
       </w:pPr>
       <w:r>
         <w:rPr>
@@ -16623,7 +16623,7 @@
     <w:p>
       <w:pPr>
         <w:jc w:val="both"/>
-        <w:spacing w:before="120" w:after="120"/>
+        <w:spacing w:line="480" w:lineRule="auto"/>
       </w:pPr>
       <w:r>
         <w:rPr>
@@ -16637,7 +16637,7 @@
     <w:p>
       <w:pPr>
         <w:jc w:val="both"/>
-        <w:spacing w:before="120" w:after="120"/>
+        <w:spacing w:line="480" w:lineRule="auto"/>
       </w:pPr>
       <w:r>
         <w:rPr>
@@ -16651,7 +16651,7 @@
     <w:p>
       <w:pPr>
         <w:jc w:val="both"/>
-        <w:spacing w:before="120" w:after="120"/>
+        <w:spacing w:line="480" w:lineRule="auto"/>
       </w:pPr>
       <w:r>
         <w:rPr>
@@ -16665,7 +16665,7 @@
     <w:p>
       <w:pPr>
         <w:jc w:val="both"/>
-        <w:spacing w:before="120" w:after="120"/>
+        <w:spacing w:line="480" w:lineRule="auto"/>
       </w:pPr>
       <w:r>
         <w:rPr>
@@ -16679,7 +16679,7 @@
     <w:p>
       <w:pPr>
         <w:jc w:val="both"/>
-        <w:spacing w:before="120" w:after="120"/>
+        <w:spacing w:line="480" w:lineRule="auto"/>
       </w:pPr>
       <w:r>
         <w:rPr>
@@ -16693,7 +16693,7 @@
     <w:p>
       <w:pPr>
         <w:jc w:val="both"/>
-        <w:spacing w:before="120" w:after="120"/>
+        <w:spacing w:line="480" w:lineRule="auto"/>
       </w:pPr>
       <w:r>
         <w:rPr>
@@ -16707,7 +16707,7 @@
     <w:p>
       <w:pPr>
         <w:jc w:val="both"/>
-        <w:spacing w:before="120" w:after="120"/>
+        <w:spacing w:line="480" w:lineRule="auto"/>
       </w:pPr>
       <w:r>
         <w:rPr>
